--- a/templates/self_certificate.docx
+++ b/templates/self_certificate.docx
@@ -1,6 +1,6 @@
 
 <file path=word/document.xml><?xml version="1.0" encoding="utf-8"?>
-<w:document xmlns:wpc="http://schemas.microsoft.com/office/word/2010/wordprocessingCanvas" xmlns:cx="http://schemas.microsoft.com/office/drawing/2014/chartex" xmlns:mc="http://schemas.openxmlformats.org/markup-compatibility/2006" xmlns:o="urn:schemas-microsoft-com:office:office" xmlns:r="http://schemas.openxmlformats.org/officeDocument/2006/relationships" xmlns:m="http://schemas.openxmlformats.org/officeDocument/2006/math" xmlns:v="urn:schemas-microsoft-com:vml" xmlns:wp14="http://schemas.microsoft.com/office/word/2010/wordprocessingDrawing" xmlns:wp="http://schemas.openxmlformats.org/drawingml/2006/wordprocessingDrawing" xmlns:w10="urn:schemas-microsoft-com:office:word" xmlns:w="http://schemas.openxmlformats.org/wordprocessingml/2006/main" xmlns:w14="http://schemas.microsoft.com/office/word/2010/wordml" xmlns:w15="http://schemas.microsoft.com/office/word/2012/wordml" xmlns:w16se="http://schemas.microsoft.com/office/word/2015/wordml/symex" xmlns:wpg="http://schemas.microsoft.com/office/word/2010/wordprocessingGroup" xmlns:wpi="http://schemas.microsoft.com/office/word/2010/wordprocessingInk" xmlns:wne="http://schemas.microsoft.com/office/word/2006/wordml" xmlns:wps="http://schemas.microsoft.com/office/word/2010/wordprocessingShape" mc:Ignorable="w14 w15 w16se wp14">
+<w:document xmlns:wpc="http://schemas.microsoft.com/office/word/2010/wordprocessingCanvas" xmlns:cx="http://schemas.microsoft.com/office/drawing/2014/chartex" xmlns:cx1="http://schemas.microsoft.com/office/drawing/2015/9/8/chartex" xmlns:cx2="http://schemas.microsoft.com/office/drawing/2015/10/21/chartex" xmlns:cx3="http://schemas.microsoft.com/office/drawing/2016/5/9/chartex" xmlns:cx4="http://schemas.microsoft.com/office/drawing/2016/5/10/chartex" xmlns:cx5="http://schemas.microsoft.com/office/drawing/2016/5/11/chartex" xmlns:cx6="http://schemas.microsoft.com/office/drawing/2016/5/12/chartex" xmlns:cx7="http://schemas.microsoft.com/office/drawing/2016/5/13/chartex" xmlns:cx8="http://schemas.microsoft.com/office/drawing/2016/5/14/chartex" xmlns:mc="http://schemas.openxmlformats.org/markup-compatibility/2006" xmlns:aink="http://schemas.microsoft.com/office/drawing/2016/ink" xmlns:am3d="http://schemas.microsoft.com/office/drawing/2017/model3d" xmlns:o="urn:schemas-microsoft-com:office:office" xmlns:r="http://schemas.openxmlformats.org/officeDocument/2006/relationships" xmlns:m="http://schemas.openxmlformats.org/officeDocument/2006/math" xmlns:v="urn:schemas-microsoft-com:vml" xmlns:wp14="http://schemas.microsoft.com/office/word/2010/wordprocessingDrawing" xmlns:wp="http://schemas.openxmlformats.org/drawingml/2006/wordprocessingDrawing" xmlns:w10="urn:schemas-microsoft-com:office:word" xmlns:w="http://schemas.openxmlformats.org/wordprocessingml/2006/main" xmlns:w14="http://schemas.microsoft.com/office/word/2010/wordml" xmlns:w15="http://schemas.microsoft.com/office/word/2012/wordml" xmlns:w16cex="http://schemas.microsoft.com/office/word/2018/wordml/cex" xmlns:w16cid="http://schemas.microsoft.com/office/word/2016/wordml/cid" xmlns:w16="http://schemas.microsoft.com/office/word/2018/wordml" xmlns:w16sdtdh="http://schemas.microsoft.com/office/word/2020/wordml/sdtdatahash" xmlns:w16se="http://schemas.microsoft.com/office/word/2015/wordml/symex" xmlns:wpg="http://schemas.microsoft.com/office/word/2010/wordprocessingGroup" xmlns:wpi="http://schemas.microsoft.com/office/word/2010/wordprocessingInk" xmlns:wne="http://schemas.microsoft.com/office/word/2006/wordml" xmlns:wps="http://schemas.microsoft.com/office/word/2010/wordprocessingShape" mc:Ignorable="w14 w15 w16se w16cid w16 w16cex w16sdtdh wp14">
   <w:body>
     <w:p>
       <w:pPr>
@@ -66,7 +66,6 @@
         </w:rPr>
         <w:t xml:space="preserve"> </w:t>
       </w:r>
-      <w:proofErr w:type="gramStart"/>
       <w:r>
         <w:rPr>
           <w:rFonts w:asciiTheme="majorHAnsi" w:hAnsiTheme="majorHAnsi"/>
@@ -74,7 +73,6 @@
         </w:rPr>
         <w:t>top</w:t>
       </w:r>
-      <w:proofErr w:type="gramEnd"/>
       <w:r>
         <w:rPr>
           <w:rFonts w:asciiTheme="majorHAnsi" w:hAnsiTheme="majorHAnsi"/>
@@ -1849,7 +1847,6 @@
               <w:spacing w:line="245" w:lineRule="exact"/>
               <w:ind w:left="109"/>
             </w:pPr>
-            <w:bookmarkStart w:id="1" w:name="_GoBack"/>
             <w:r>
               <w:rPr>
                 <w:rFonts w:asciiTheme="majorHAnsi" w:hAnsiTheme="majorHAnsi"/>
@@ -1863,7 +1860,6 @@
               </w:rPr>
               <w:t xml:space="preserve"> </w:t>
             </w:r>
-            <w:bookmarkEnd w:id="1"/>
             <w:r>
               <w:rPr>
                 <w:rFonts w:asciiTheme="majorHAnsi" w:hAnsiTheme="majorHAnsi"/>
@@ -2048,7 +2044,6 @@
               <w:ind w:left="18"/>
               <w:jc w:val="center"/>
             </w:pPr>
-            <w:proofErr w:type="spellStart"/>
             <w:r>
               <w:rPr>
                 <w:rFonts w:asciiTheme="majorHAnsi" w:hAnsiTheme="majorHAnsi"/>
@@ -2057,7 +2052,6 @@
               </w:rPr>
               <w:t>Earthing</w:t>
             </w:r>
-            <w:proofErr w:type="spellEnd"/>
           </w:p>
         </w:tc>
         <w:tc>
@@ -3036,13 +3030,13 @@
         <mc:AlternateContent>
           <mc:Choice Requires="wps">
             <w:drawing>
-              <wp:anchor distT="0" distB="0" distL="0" distR="0" simplePos="0" relativeHeight="2" behindDoc="0" locked="0" layoutInCell="1" allowOverlap="1" wp14:anchorId="2CEC77E6">
+              <wp:anchor distT="0" distB="0" distL="0" distR="0" simplePos="0" relativeHeight="2" behindDoc="0" locked="0" layoutInCell="1" allowOverlap="1" wp14:anchorId="02C427BB" wp14:editId="15C555F3">
                 <wp:simplePos x="0" y="0"/>
                 <wp:positionH relativeFrom="column">
                   <wp:posOffset>412750</wp:posOffset>
                 </wp:positionH>
                 <wp:positionV relativeFrom="paragraph">
-                  <wp:posOffset>218440</wp:posOffset>
+                  <wp:posOffset>220980</wp:posOffset>
                 </wp:positionV>
                 <wp:extent cx="2346325" cy="1319530"/>
                 <wp:effectExtent l="0" t="0" r="0" b="0"/>
@@ -3056,7 +3050,7 @@
                       <wps:spPr>
                         <a:xfrm>
                           <a:off x="0" y="0"/>
-                          <a:ext cx="2346480" cy="1319400"/>
+                          <a:ext cx="2346325" cy="1319530"/>
                         </a:xfrm>
                         <a:prstGeom prst="rect">
                           <a:avLst/>
@@ -3084,7 +3078,7 @@
                             <w:pPr>
                               <w:pStyle w:val="FrameContentsuser"/>
                               <w:rPr>
-                                <w:lang w:val="en-IN"/>
+                                <w:color w:val="000000"/>
                               </w:rPr>
                             </w:pPr>
                             <w:r>
@@ -3094,10 +3088,10 @@
                                 <w:lang w:val="en-IN" w:eastAsia="en-IN" w:bidi="gu-IN"/>
                               </w:rPr>
                               <w:drawing>
-                                <wp:inline distT="0" distB="0" distL="0" distR="0">
-                                  <wp:extent cx="2157095" cy="796290"/>
-                                  <wp:effectExtent l="0" t="0" r="0" b="0"/>
-                                  <wp:docPr id="2" name="Picture 4"/>
+                                <wp:inline distT="0" distB="0" distL="0" distR="0" wp14:anchorId="21F11B00" wp14:editId="70844193">
+                                  <wp:extent cx="2143125" cy="1076325"/>
+                                  <wp:effectExtent l="0" t="0" r="9525" b="9525"/>
+                                  <wp:docPr id="3" name="Picture 3"/>
                                   <wp:cNvGraphicFramePr>
                                     <a:graphicFrameLocks xmlns:a="http://schemas.openxmlformats.org/drawingml/2006/main" noChangeAspect="1"/>
                                   </wp:cNvGraphicFramePr>
@@ -3105,13 +3099,20 @@
                                     <a:graphicData uri="http://schemas.openxmlformats.org/drawingml/2006/picture">
                                       <pic:pic xmlns:pic="http://schemas.openxmlformats.org/drawingml/2006/picture">
                                         <pic:nvPicPr>
-                                          <pic:cNvPr id="2" name="Picture 4"/>
+                                          <pic:cNvPr id="0" name="Picture 1"/>
                                           <pic:cNvPicPr>
                                             <a:picLocks noChangeAspect="1" noChangeArrowheads="1"/>
                                           </pic:cNvPicPr>
                                         </pic:nvPicPr>
                                         <pic:blipFill>
-                                          <a:blip r:embed="rId6"/>
+                                          <a:blip r:embed="rId6">
+                                            <a:extLst>
+                                              <a:ext uri="{28A0092B-C50C-407E-A947-70E740481C1C}">
+                                                <a14:useLocalDpi xmlns:a14="http://schemas.microsoft.com/office/drawing/2010/main" val="0"/>
+                                              </a:ext>
+                                            </a:extLst>
+                                          </a:blip>
+                                          <a:srcRect/>
                                           <a:stretch>
                                             <a:fillRect/>
                                           </a:stretch>
@@ -3119,12 +3120,15 @@
                                         <pic:spPr bwMode="auto">
                                           <a:xfrm>
                                             <a:off x="0" y="0"/>
-                                            <a:ext cx="2157095" cy="796290"/>
+                                            <a:ext cx="2143125" cy="1076325"/>
                                           </a:xfrm>
                                           <a:prstGeom prst="rect">
                                             <a:avLst/>
                                           </a:prstGeom>
                                           <a:noFill/>
+                                          <a:ln>
+                                            <a:noFill/>
+                                          </a:ln>
                                         </pic:spPr>
                                       </pic:pic>
                                     </a:graphicData>
@@ -3132,24 +3136,6 @@
                                 </wp:inline>
                               </w:drawing>
                             </w:r>
-                          </w:p>
-                          <w:p>
-                            <w:pPr>
-                              <w:pStyle w:val="NormalWeb"/>
-                              <w:spacing w:before="280" w:after="280"/>
-                              <w:rPr>
-                                <w:color w:val="000000"/>
-                              </w:rPr>
-                            </w:pPr>
-                          </w:p>
-                          <w:p>
-                            <w:pPr>
-                              <w:pStyle w:val="NormalWeb"/>
-                              <w:spacing w:before="280" w:after="280"/>
-                              <w:rPr>
-                                <w:color w:val="000000"/>
-                              </w:rPr>
-                            </w:pPr>
                           </w:p>
                           <w:p>
                             <w:pPr>
@@ -4095,29 +4081,29 @@
               </wp:anchor>
             </w:drawing>
           </mc:Choice>
-          <mc:Fallback xmlns:pic="http://schemas.openxmlformats.org/drawingml/2006/picture">
+          <mc:Fallback>
             <w:pict>
-              <v:rect id="shape_0" stroked="f" o:allowincell="f" style="position:absolute;margin-left:32.5pt;margin-top:17.2pt;width:184.7pt;height:103.85pt;mso-wrap-style:square;v-text-anchor:top" wp14:anchorId="2CEC77E6">
-                <v:fill o:detectmouseclick="t" on="false"/>
-                <v:stroke color="#3465a4" weight="6480" joinstyle="round" endcap="flat"/>
+              <v:rect w14:anchorId="02C427BB" id="Text Box 1989909558" o:spid="_x0000_s1026" style="position:absolute;left:0;text-align:left;margin-left:32.5pt;margin-top:17.4pt;width:184.75pt;height:103.9pt;z-index:2;visibility:visible;mso-wrap-style:square;mso-wrap-distance-left:0;mso-wrap-distance-top:0;mso-wrap-distance-right:0;mso-wrap-distance-bottom:0;mso-position-horizontal:absolute;mso-position-horizontal-relative:text;mso-position-vertical:absolute;mso-position-vertical-relative:text;v-text-anchor:top" o:gfxdata="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" filled="f" stroked="f" strokeweight=".5pt">
                 <v:textbox>
                   <w:txbxContent>
                     <w:p>
                       <w:pPr>
                         <w:pStyle w:val="FrameContentsuser"/>
                         <w:rPr>
-                          <w:lang w:val="en-IN"/>
+                          <w:color w:val="000000"/>
                         </w:rPr>
                       </w:pPr>
                       <w:r>
                         <w:rPr>
+                          <w:noProof/>
                           <w:color w:val="000000"/>
+                          <w:lang w:val="en-IN" w:eastAsia="en-IN" w:bidi="gu-IN"/>
                         </w:rPr>
                         <w:drawing>
-                          <wp:inline distT="0" distB="0" distL="0" distR="0">
-                            <wp:extent cx="2157095" cy="796290"/>
-                            <wp:effectExtent l="0" t="0" r="0" b="0"/>
-                            <wp:docPr id="3" name="Picture 4"/>
+                          <wp:inline distT="0" distB="0" distL="0" distR="0" wp14:anchorId="21F11B00" wp14:editId="70844193">
+                            <wp:extent cx="2143125" cy="1076325"/>
+                            <wp:effectExtent l="0" t="0" r="9525" b="9525"/>
+                            <wp:docPr id="3" name="Picture 3"/>
                             <wp:cNvGraphicFramePr>
                               <a:graphicFrameLocks xmlns:a="http://schemas.openxmlformats.org/drawingml/2006/main" noChangeAspect="1"/>
                             </wp:cNvGraphicFramePr>
@@ -4125,13 +4111,20 @@
                               <a:graphicData uri="http://schemas.openxmlformats.org/drawingml/2006/picture">
                                 <pic:pic xmlns:pic="http://schemas.openxmlformats.org/drawingml/2006/picture">
                                   <pic:nvPicPr>
-                                    <pic:cNvPr id="3" name="Picture 4"/>
+                                    <pic:cNvPr id="0" name="Picture 1"/>
                                     <pic:cNvPicPr>
                                       <a:picLocks noChangeAspect="1" noChangeArrowheads="1"/>
                                     </pic:cNvPicPr>
                                   </pic:nvPicPr>
                                   <pic:blipFill>
-                                    <a:blip r:embed="rId7"/>
+                                    <a:blip r:embed="rId6">
+                                      <a:extLst>
+                                        <a:ext uri="{28A0092B-C50C-407E-A947-70E740481C1C}">
+                                          <a14:useLocalDpi xmlns:a14="http://schemas.microsoft.com/office/drawing/2010/main" val="0"/>
+                                        </a:ext>
+                                      </a:extLst>
+                                    </a:blip>
+                                    <a:srcRect/>
                                     <a:stretch>
                                       <a:fillRect/>
                                     </a:stretch>
@@ -4139,12 +4132,15 @@
                                   <pic:spPr bwMode="auto">
                                     <a:xfrm>
                                       <a:off x="0" y="0"/>
-                                      <a:ext cx="2157095" cy="796290"/>
+                                      <a:ext cx="2143125" cy="1076325"/>
                                     </a:xfrm>
                                     <a:prstGeom prst="rect">
                                       <a:avLst/>
                                     </a:prstGeom>
                                     <a:noFill/>
+                                    <a:ln>
+                                      <a:noFill/>
+                                    </a:ln>
                                   </pic:spPr>
                                 </pic:pic>
                               </a:graphicData>
@@ -4161,11 +4157,6 @@
                           <w:color w:val="000000"/>
                         </w:rPr>
                       </w:pPr>
-                      <w:r>
-                        <w:rPr>
-                          <w:color w:val="000000"/>
-                        </w:rPr>
-                      </w:r>
                     </w:p>
                     <w:p>
                       <w:pPr>
@@ -4175,11 +4166,6 @@
                           <w:color w:val="000000"/>
                         </w:rPr>
                       </w:pPr>
-                      <w:r>
-                        <w:rPr>
-                          <w:color w:val="000000"/>
-                        </w:rPr>
-                      </w:r>
                     </w:p>
                     <w:p>
                       <w:pPr>
@@ -4189,11 +4175,6 @@
                           <w:color w:val="000000"/>
                         </w:rPr>
                       </w:pPr>
-                      <w:r>
-                        <w:rPr>
-                          <w:color w:val="000000"/>
-                        </w:rPr>
-                      </w:r>
                     </w:p>
                     <w:p>
                       <w:pPr>
@@ -4203,1229 +4184,686 @@
                           <w:color w:val="000000"/>
                         </w:rPr>
                       </w:pPr>
-                      <w:r>
-                        <w:rPr>
-                          <w:color w:val="000000"/>
-                        </w:rPr>
-                      </w:r>
-                    </w:p>
-                    <w:p>
-                      <w:pPr>
-                        <w:pStyle w:val="NormalWeb"/>
-                        <w:spacing w:before="280" w:after="280"/>
-                        <w:rPr>
-                          <w:color w:val="000000"/>
-                        </w:rPr>
-                      </w:pPr>
-                      <w:r>
-                        <w:rPr>
-                          <w:color w:val="000000"/>
-                        </w:rPr>
-                      </w:r>
-                    </w:p>
-                    <w:p>
-                      <w:pPr>
-                        <w:pStyle w:val="NormalWeb"/>
-                        <w:spacing w:before="280" w:after="280"/>
-                        <w:rPr>
-                          <w:color w:val="000000"/>
-                        </w:rPr>
-                      </w:pPr>
-                      <w:r>
-                        <w:rPr>
-                          <w:color w:val="000000"/>
-                        </w:rPr>
-                      </w:r>
-                    </w:p>
-                    <w:p>
-                      <w:pPr>
-                        <w:pStyle w:val="FrameContentsuser"/>
-                        <w:rPr>
-                          <w:lang w:val="en-IN"/>
-                        </w:rPr>
-                      </w:pPr>
-                      <w:r>
-                        <w:rPr>
-                          <w:color w:val="000000"/>
-                          <w:lang w:val="en-IN"/>
-                        </w:rPr>
-                      </w:r>
-                    </w:p>
-                    <w:p>
-                      <w:pPr>
-                        <w:pStyle w:val="FrameContentsuser"/>
-                        <w:rPr>
-                          <w:lang w:val="en-IN"/>
-                        </w:rPr>
-                      </w:pPr>
-                      <w:r>
-                        <w:rPr>
-                          <w:color w:val="000000"/>
-                          <w:lang w:val="en-IN"/>
-                        </w:rPr>
-                      </w:r>
-                    </w:p>
-                    <w:p>
-                      <w:pPr>
-                        <w:pStyle w:val="FrameContentsuser"/>
-                        <w:rPr>
-                          <w:lang w:val="en-IN"/>
-                        </w:rPr>
-                      </w:pPr>
-                      <w:r>
-                        <w:rPr>
-                          <w:color w:val="000000"/>
-                          <w:lang w:val="en-IN"/>
-                        </w:rPr>
-                      </w:r>
-                    </w:p>
-                    <w:p>
-                      <w:pPr>
-                        <w:pStyle w:val="FrameContentsuser"/>
-                        <w:rPr>
-                          <w:lang w:val="en-IN"/>
-                        </w:rPr>
-                      </w:pPr>
-                      <w:r>
-                        <w:rPr>
-                          <w:color w:val="000000"/>
-                          <w:lang w:val="en-IN"/>
-                        </w:rPr>
-                      </w:r>
-                    </w:p>
-                    <w:p>
-                      <w:pPr>
-                        <w:pStyle w:val="FrameContentsuser"/>
-                        <w:rPr>
-                          <w:lang w:val="en-IN"/>
-                        </w:rPr>
-                      </w:pPr>
-                      <w:r>
-                        <w:rPr>
-                          <w:color w:val="000000"/>
-                          <w:lang w:val="en-IN"/>
-                        </w:rPr>
-                      </w:r>
-                    </w:p>
-                    <w:p>
-                      <w:pPr>
-                        <w:pStyle w:val="FrameContentsuser"/>
-                        <w:rPr>
-                          <w:lang w:val="en-IN"/>
-                        </w:rPr>
-                      </w:pPr>
-                      <w:r>
-                        <w:rPr>
-                          <w:color w:val="000000"/>
-                          <w:lang w:val="en-IN"/>
-                        </w:rPr>
-                      </w:r>
-                    </w:p>
-                    <w:p>
-                      <w:pPr>
-                        <w:pStyle w:val="FrameContentsuser"/>
-                        <w:rPr>
-                          <w:lang w:val="en-IN"/>
-                        </w:rPr>
-                      </w:pPr>
-                      <w:r>
-                        <w:rPr>
-                          <w:color w:val="000000"/>
-                          <w:lang w:val="en-IN"/>
-                        </w:rPr>
-                      </w:r>
-                    </w:p>
-                    <w:p>
-                      <w:pPr>
-                        <w:pStyle w:val="FrameContentsuser"/>
-                        <w:rPr>
-                          <w:lang w:val="en-IN"/>
-                        </w:rPr>
-                      </w:pPr>
-                      <w:r>
-                        <w:rPr>
-                          <w:color w:val="000000"/>
-                          <w:lang w:val="en-IN"/>
-                        </w:rPr>
-                      </w:r>
-                    </w:p>
-                    <w:p>
-                      <w:pPr>
-                        <w:pStyle w:val="FrameContentsuser"/>
-                        <w:rPr>
-                          <w:lang w:val="en-IN"/>
-                        </w:rPr>
-                      </w:pPr>
-                      <w:r>
-                        <w:rPr>
-                          <w:color w:val="000000"/>
-                          <w:lang w:val="en-IN"/>
-                        </w:rPr>
-                      </w:r>
-                    </w:p>
-                    <w:p>
-                      <w:pPr>
-                        <w:pStyle w:val="FrameContentsuser"/>
-                        <w:rPr>
-                          <w:lang w:val="en-IN"/>
-                        </w:rPr>
-                      </w:pPr>
-                      <w:r>
-                        <w:rPr>
-                          <w:color w:val="000000"/>
-                          <w:lang w:val="en-IN"/>
-                        </w:rPr>
-                      </w:r>
-                    </w:p>
-                    <w:p>
-                      <w:pPr>
-                        <w:pStyle w:val="FrameContentsuser"/>
-                        <w:rPr>
-                          <w:lang w:val="en-IN"/>
-                        </w:rPr>
-                      </w:pPr>
-                      <w:r>
-                        <w:rPr>
-                          <w:color w:val="000000"/>
-                          <w:lang w:val="en-IN"/>
-                        </w:rPr>
-                      </w:r>
-                    </w:p>
-                    <w:p>
-                      <w:pPr>
-                        <w:pStyle w:val="FrameContentsuser"/>
-                        <w:rPr>
-                          <w:lang w:val="en-IN"/>
-                        </w:rPr>
-                      </w:pPr>
-                      <w:r>
-                        <w:rPr>
-                          <w:color w:val="000000"/>
-                          <w:lang w:val="en-IN"/>
-                        </w:rPr>
-                      </w:r>
-                    </w:p>
-                    <w:p>
-                      <w:pPr>
-                        <w:pStyle w:val="FrameContentsuser"/>
-                        <w:rPr>
-                          <w:lang w:val="en-IN"/>
-                        </w:rPr>
-                      </w:pPr>
-                      <w:r>
-                        <w:rPr>
-                          <w:color w:val="000000"/>
-                          <w:lang w:val="en-IN"/>
-                        </w:rPr>
-                      </w:r>
-                    </w:p>
-                    <w:p>
-                      <w:pPr>
-                        <w:pStyle w:val="FrameContentsuser"/>
-                        <w:rPr>
-                          <w:lang w:val="en-IN"/>
-                        </w:rPr>
-                      </w:pPr>
-                      <w:r>
-                        <w:rPr>
-                          <w:color w:val="000000"/>
-                          <w:lang w:val="en-IN"/>
-                        </w:rPr>
-                      </w:r>
-                    </w:p>
-                    <w:p>
-                      <w:pPr>
-                        <w:pStyle w:val="FrameContentsuser"/>
-                        <w:rPr>
-                          <w:lang w:val="en-IN"/>
-                        </w:rPr>
-                      </w:pPr>
-                      <w:r>
-                        <w:rPr>
-                          <w:color w:val="000000"/>
-                          <w:lang w:val="en-IN"/>
-                        </w:rPr>
-                      </w:r>
-                    </w:p>
-                    <w:p>
-                      <w:pPr>
-                        <w:pStyle w:val="FrameContentsuser"/>
-                        <w:rPr>
-                          <w:lang w:val="en-IN"/>
-                        </w:rPr>
-                      </w:pPr>
-                      <w:r>
-                        <w:rPr>
-                          <w:color w:val="000000"/>
-                          <w:lang w:val="en-IN"/>
-                        </w:rPr>
-                      </w:r>
-                    </w:p>
-                    <w:p>
-                      <w:pPr>
-                        <w:pStyle w:val="FrameContentsuser"/>
-                        <w:rPr>
-                          <w:lang w:val="en-IN"/>
-                        </w:rPr>
-                      </w:pPr>
-                      <w:r>
-                        <w:rPr>
-                          <w:color w:val="000000"/>
-                          <w:lang w:val="en-IN"/>
-                        </w:rPr>
-                      </w:r>
-                    </w:p>
-                    <w:p>
-                      <w:pPr>
-                        <w:pStyle w:val="FrameContentsuser"/>
-                        <w:rPr>
-                          <w:lang w:val="en-IN"/>
-                        </w:rPr>
-                      </w:pPr>
-                      <w:r>
-                        <w:rPr>
-                          <w:color w:val="000000"/>
-                          <w:lang w:val="en-IN"/>
-                        </w:rPr>
-                      </w:r>
-                    </w:p>
-                    <w:p>
-                      <w:pPr>
-                        <w:pStyle w:val="FrameContentsuser"/>
-                        <w:rPr>
-                          <w:lang w:val="en-IN"/>
-                        </w:rPr>
-                      </w:pPr>
-                      <w:r>
-                        <w:rPr>
-                          <w:color w:val="000000"/>
-                          <w:lang w:val="en-IN"/>
-                        </w:rPr>
-                      </w:r>
-                    </w:p>
-                    <w:p>
-                      <w:pPr>
-                        <w:pStyle w:val="FrameContentsuser"/>
-                        <w:rPr>
-                          <w:lang w:val="en-IN"/>
-                        </w:rPr>
-                      </w:pPr>
-                      <w:r>
-                        <w:rPr>
-                          <w:color w:val="000000"/>
-                          <w:lang w:val="en-IN"/>
-                        </w:rPr>
-                      </w:r>
-                    </w:p>
-                    <w:p>
-                      <w:pPr>
-                        <w:pStyle w:val="FrameContentsuser"/>
-                        <w:rPr>
-                          <w:lang w:val="en-IN"/>
-                        </w:rPr>
-                      </w:pPr>
-                      <w:r>
-                        <w:rPr>
-                          <w:color w:val="000000"/>
-                          <w:lang w:val="en-IN"/>
-                        </w:rPr>
-                      </w:r>
-                    </w:p>
-                    <w:p>
-                      <w:pPr>
-                        <w:pStyle w:val="FrameContentsuser"/>
-                        <w:rPr>
-                          <w:lang w:val="en-IN"/>
-                        </w:rPr>
-                      </w:pPr>
-                      <w:r>
-                        <w:rPr>
-                          <w:color w:val="000000"/>
-                          <w:lang w:val="en-IN"/>
-                        </w:rPr>
-                      </w:r>
-                    </w:p>
-                    <w:p>
-                      <w:pPr>
-                        <w:pStyle w:val="FrameContentsuser"/>
-                        <w:rPr>
-                          <w:lang w:val="en-IN"/>
-                        </w:rPr>
-                      </w:pPr>
-                      <w:r>
-                        <w:rPr>
-                          <w:color w:val="000000"/>
-                          <w:lang w:val="en-IN"/>
-                        </w:rPr>
-                      </w:r>
-                    </w:p>
-                    <w:p>
-                      <w:pPr>
-                        <w:pStyle w:val="FrameContentsuser"/>
-                        <w:rPr>
-                          <w:lang w:val="en-IN"/>
-                        </w:rPr>
-                      </w:pPr>
-                      <w:r>
-                        <w:rPr>
-                          <w:color w:val="000000"/>
-                          <w:lang w:val="en-IN"/>
-                        </w:rPr>
-                      </w:r>
-                    </w:p>
-                    <w:p>
-                      <w:pPr>
-                        <w:pStyle w:val="FrameContentsuser"/>
-                        <w:rPr>
-                          <w:lang w:val="en-IN"/>
-                        </w:rPr>
-                      </w:pPr>
-                      <w:r>
-                        <w:rPr>
-                          <w:color w:val="000000"/>
-                          <w:lang w:val="en-IN"/>
-                        </w:rPr>
-                      </w:r>
-                    </w:p>
-                    <w:p>
-                      <w:pPr>
-                        <w:pStyle w:val="FrameContentsuser"/>
-                        <w:rPr>
-                          <w:lang w:val="en-IN"/>
-                        </w:rPr>
-                      </w:pPr>
-                      <w:r>
-                        <w:rPr>
-                          <w:color w:val="000000"/>
-                          <w:lang w:val="en-IN"/>
-                        </w:rPr>
-                      </w:r>
-                    </w:p>
-                    <w:p>
-                      <w:pPr>
-                        <w:pStyle w:val="FrameContentsuser"/>
-                        <w:rPr>
-                          <w:lang w:val="en-IN"/>
-                        </w:rPr>
-                      </w:pPr>
-                      <w:r>
-                        <w:rPr>
-                          <w:color w:val="000000"/>
-                          <w:lang w:val="en-IN"/>
-                        </w:rPr>
-                      </w:r>
-                    </w:p>
-                    <w:p>
-                      <w:pPr>
-                        <w:pStyle w:val="FrameContentsuser"/>
-                        <w:rPr>
-                          <w:lang w:val="en-IN"/>
-                        </w:rPr>
-                      </w:pPr>
-                      <w:r>
-                        <w:rPr>
-                          <w:color w:val="000000"/>
-                          <w:lang w:val="en-IN"/>
-                        </w:rPr>
-                      </w:r>
-                    </w:p>
-                    <w:p>
-                      <w:pPr>
-                        <w:pStyle w:val="FrameContentsuser"/>
-                        <w:rPr>
-                          <w:lang w:val="en-IN"/>
-                        </w:rPr>
-                      </w:pPr>
-                      <w:r>
-                        <w:rPr>
-                          <w:color w:val="000000"/>
-                          <w:lang w:val="en-IN"/>
-                        </w:rPr>
-                      </w:r>
-                    </w:p>
-                    <w:p>
-                      <w:pPr>
-                        <w:pStyle w:val="FrameContentsuser"/>
-                        <w:rPr>
-                          <w:lang w:val="en-IN"/>
-                        </w:rPr>
-                      </w:pPr>
-                      <w:r>
-                        <w:rPr>
-                          <w:color w:val="000000"/>
-                          <w:lang w:val="en-IN"/>
-                        </w:rPr>
-                      </w:r>
-                    </w:p>
-                    <w:p>
-                      <w:pPr>
-                        <w:pStyle w:val="FrameContentsuser"/>
-                        <w:rPr>
-                          <w:lang w:val="en-IN"/>
-                        </w:rPr>
-                      </w:pPr>
-                      <w:r>
-                        <w:rPr>
-                          <w:color w:val="000000"/>
-                          <w:lang w:val="en-IN"/>
-                        </w:rPr>
-                      </w:r>
-                    </w:p>
-                    <w:p>
-                      <w:pPr>
-                        <w:pStyle w:val="FrameContentsuser"/>
-                        <w:rPr>
-                          <w:lang w:val="en-IN"/>
-                        </w:rPr>
-                      </w:pPr>
-                      <w:r>
-                        <w:rPr>
-                          <w:color w:val="000000"/>
-                          <w:lang w:val="en-IN"/>
-                        </w:rPr>
-                      </w:r>
-                    </w:p>
-                    <w:p>
-                      <w:pPr>
-                        <w:pStyle w:val="FrameContentsuser"/>
-                        <w:rPr>
-                          <w:lang w:val="en-IN"/>
-                        </w:rPr>
-                      </w:pPr>
-                      <w:r>
-                        <w:rPr>
-                          <w:color w:val="000000"/>
-                          <w:lang w:val="en-IN"/>
-                        </w:rPr>
-                      </w:r>
-                    </w:p>
-                    <w:p>
-                      <w:pPr>
-                        <w:pStyle w:val="FrameContentsuser"/>
-                        <w:rPr>
-                          <w:lang w:val="en-IN"/>
-                        </w:rPr>
-                      </w:pPr>
-                      <w:r>
-                        <w:rPr>
-                          <w:color w:val="000000"/>
-                          <w:lang w:val="en-IN"/>
-                        </w:rPr>
-                      </w:r>
-                    </w:p>
-                    <w:p>
-                      <w:pPr>
-                        <w:pStyle w:val="FrameContentsuser"/>
-                        <w:rPr>
-                          <w:lang w:val="en-IN"/>
-                        </w:rPr>
-                      </w:pPr>
-                      <w:r>
-                        <w:rPr>
-                          <w:color w:val="000000"/>
-                          <w:lang w:val="en-IN"/>
-                        </w:rPr>
-                      </w:r>
-                    </w:p>
-                    <w:p>
-                      <w:pPr>
-                        <w:pStyle w:val="FrameContentsuser"/>
-                        <w:rPr>
-                          <w:lang w:val="en-IN"/>
-                        </w:rPr>
-                      </w:pPr>
-                      <w:r>
-                        <w:rPr>
-                          <w:color w:val="000000"/>
-                          <w:lang w:val="en-IN"/>
-                        </w:rPr>
-                      </w:r>
-                    </w:p>
-                    <w:p>
-                      <w:pPr>
-                        <w:pStyle w:val="FrameContentsuser"/>
-                        <w:rPr>
-                          <w:lang w:val="en-IN"/>
-                        </w:rPr>
-                      </w:pPr>
-                      <w:r>
-                        <w:rPr>
-                          <w:color w:val="000000"/>
-                          <w:lang w:val="en-IN"/>
-                        </w:rPr>
-                      </w:r>
-                    </w:p>
-                    <w:p>
-                      <w:pPr>
-                        <w:pStyle w:val="FrameContentsuser"/>
-                        <w:rPr>
-                          <w:lang w:val="en-IN"/>
-                        </w:rPr>
-                      </w:pPr>
-                      <w:r>
-                        <w:rPr>
-                          <w:color w:val="000000"/>
-                          <w:lang w:val="en-IN"/>
-                        </w:rPr>
-                      </w:r>
-                    </w:p>
-                    <w:p>
-                      <w:pPr>
-                        <w:pStyle w:val="FrameContentsuser"/>
-                        <w:rPr>
-                          <w:lang w:val="en-IN"/>
-                        </w:rPr>
-                      </w:pPr>
-                      <w:r>
-                        <w:rPr>
-                          <w:color w:val="000000"/>
-                          <w:lang w:val="en-IN"/>
-                        </w:rPr>
-                      </w:r>
-                    </w:p>
-                    <w:p>
-                      <w:pPr>
-                        <w:pStyle w:val="FrameContentsuser"/>
-                        <w:rPr>
-                          <w:lang w:val="en-IN"/>
-                        </w:rPr>
-                      </w:pPr>
-                      <w:r>
-                        <w:rPr>
-                          <w:color w:val="000000"/>
-                          <w:lang w:val="en-IN"/>
-                        </w:rPr>
-                      </w:r>
-                    </w:p>
-                    <w:p>
-                      <w:pPr>
-                        <w:pStyle w:val="FrameContentsuser"/>
-                        <w:rPr>
-                          <w:lang w:val="en-IN"/>
-                        </w:rPr>
-                      </w:pPr>
-                      <w:r>
-                        <w:rPr>
-                          <w:color w:val="000000"/>
-                          <w:lang w:val="en-IN"/>
-                        </w:rPr>
-                      </w:r>
-                    </w:p>
-                    <w:p>
-                      <w:pPr>
-                        <w:pStyle w:val="FrameContentsuser"/>
-                        <w:rPr>
-                          <w:lang w:val="en-IN"/>
-                        </w:rPr>
-                      </w:pPr>
-                      <w:r>
-                        <w:rPr>
-                          <w:color w:val="000000"/>
-                          <w:lang w:val="en-IN"/>
-                        </w:rPr>
-                      </w:r>
-                    </w:p>
-                    <w:p>
-                      <w:pPr>
-                        <w:pStyle w:val="FrameContentsuser"/>
-                        <w:rPr>
-                          <w:lang w:val="en-IN"/>
-                        </w:rPr>
-                      </w:pPr>
-                      <w:r>
-                        <w:rPr>
-                          <w:color w:val="000000"/>
-                          <w:lang w:val="en-IN"/>
-                        </w:rPr>
-                      </w:r>
-                    </w:p>
-                    <w:p>
-                      <w:pPr>
-                        <w:pStyle w:val="FrameContentsuser"/>
-                        <w:rPr>
-                          <w:lang w:val="en-IN"/>
-                        </w:rPr>
-                      </w:pPr>
-                      <w:r>
-                        <w:rPr>
-                          <w:color w:val="000000"/>
-                          <w:lang w:val="en-IN"/>
-                        </w:rPr>
-                      </w:r>
-                    </w:p>
-                    <w:p>
-                      <w:pPr>
-                        <w:pStyle w:val="FrameContentsuser"/>
-                        <w:rPr>
-                          <w:lang w:val="en-IN"/>
-                        </w:rPr>
-                      </w:pPr>
-                      <w:r>
-                        <w:rPr>
-                          <w:color w:val="000000"/>
-                          <w:lang w:val="en-IN"/>
-                        </w:rPr>
-                      </w:r>
-                    </w:p>
-                    <w:p>
-                      <w:pPr>
-                        <w:pStyle w:val="FrameContentsuser"/>
-                        <w:rPr>
-                          <w:lang w:val="en-IN"/>
-                        </w:rPr>
-                      </w:pPr>
-                      <w:r>
-                        <w:rPr>
-                          <w:color w:val="000000"/>
-                          <w:lang w:val="en-IN"/>
-                        </w:rPr>
-                      </w:r>
-                    </w:p>
-                    <w:p>
-                      <w:pPr>
-                        <w:pStyle w:val="FrameContentsuser"/>
-                        <w:rPr>
-                          <w:lang w:val="en-IN"/>
-                        </w:rPr>
-                      </w:pPr>
-                      <w:r>
-                        <w:rPr>
-                          <w:color w:val="000000"/>
-                          <w:lang w:val="en-IN"/>
-                        </w:rPr>
-                      </w:r>
-                    </w:p>
-                    <w:p>
-                      <w:pPr>
-                        <w:pStyle w:val="FrameContentsuser"/>
-                        <w:rPr>
-                          <w:lang w:val="en-IN"/>
-                        </w:rPr>
-                      </w:pPr>
-                      <w:r>
-                        <w:rPr>
-                          <w:color w:val="000000"/>
-                          <w:lang w:val="en-IN"/>
-                        </w:rPr>
-                      </w:r>
-                    </w:p>
-                    <w:p>
-                      <w:pPr>
-                        <w:pStyle w:val="FrameContentsuser"/>
-                        <w:rPr>
-                          <w:lang w:val="en-IN"/>
-                        </w:rPr>
-                      </w:pPr>
-                      <w:r>
-                        <w:rPr>
-                          <w:color w:val="000000"/>
-                          <w:lang w:val="en-IN"/>
-                        </w:rPr>
-                      </w:r>
-                    </w:p>
-                    <w:p>
-                      <w:pPr>
-                        <w:pStyle w:val="FrameContentsuser"/>
-                        <w:rPr>
-                          <w:lang w:val="en-IN"/>
-                        </w:rPr>
-                      </w:pPr>
-                      <w:r>
-                        <w:rPr>
-                          <w:color w:val="000000"/>
-                          <w:lang w:val="en-IN"/>
-                        </w:rPr>
-                      </w:r>
-                    </w:p>
-                    <w:p>
-                      <w:pPr>
-                        <w:pStyle w:val="FrameContentsuser"/>
-                        <w:rPr>
-                          <w:lang w:val="en-IN"/>
-                        </w:rPr>
-                      </w:pPr>
-                      <w:r>
-                        <w:rPr>
-                          <w:color w:val="000000"/>
-                          <w:lang w:val="en-IN"/>
-                        </w:rPr>
-                      </w:r>
-                    </w:p>
-                    <w:p>
-                      <w:pPr>
-                        <w:pStyle w:val="FrameContentsuser"/>
-                        <w:rPr>
-                          <w:lang w:val="en-IN"/>
-                        </w:rPr>
-                      </w:pPr>
-                      <w:r>
-                        <w:rPr>
-                          <w:color w:val="000000"/>
-                          <w:lang w:val="en-IN"/>
-                        </w:rPr>
-                      </w:r>
-                    </w:p>
-                    <w:p>
-                      <w:pPr>
-                        <w:pStyle w:val="FrameContentsuser"/>
-                        <w:rPr>
-                          <w:lang w:val="en-IN"/>
-                        </w:rPr>
-                      </w:pPr>
-                      <w:r>
-                        <w:rPr>
-                          <w:color w:val="000000"/>
-                          <w:lang w:val="en-IN"/>
-                        </w:rPr>
-                      </w:r>
-                    </w:p>
-                    <w:p>
-                      <w:pPr>
-                        <w:pStyle w:val="FrameContentsuser"/>
-                        <w:rPr>
-                          <w:lang w:val="en-IN"/>
-                        </w:rPr>
-                      </w:pPr>
-                      <w:r>
-                        <w:rPr>
-                          <w:color w:val="000000"/>
-                          <w:lang w:val="en-IN"/>
-                        </w:rPr>
-                      </w:r>
-                    </w:p>
-                    <w:p>
-                      <w:pPr>
-                        <w:pStyle w:val="FrameContentsuser"/>
-                        <w:rPr>
-                          <w:lang w:val="en-IN"/>
-                        </w:rPr>
-                      </w:pPr>
-                      <w:r>
-                        <w:rPr>
-                          <w:color w:val="000000"/>
-                          <w:lang w:val="en-IN"/>
-                        </w:rPr>
-                      </w:r>
-                    </w:p>
-                    <w:p>
-                      <w:pPr>
-                        <w:pStyle w:val="FrameContentsuser"/>
-                        <w:rPr>
-                          <w:lang w:val="en-IN"/>
-                        </w:rPr>
-                      </w:pPr>
-                      <w:r>
-                        <w:rPr>
-                          <w:color w:val="000000"/>
-                          <w:lang w:val="en-IN"/>
-                        </w:rPr>
-                      </w:r>
-                    </w:p>
-                    <w:p>
-                      <w:pPr>
-                        <w:pStyle w:val="FrameContentsuser"/>
-                        <w:rPr>
-                          <w:lang w:val="en-IN"/>
-                        </w:rPr>
-                      </w:pPr>
-                      <w:r>
-                        <w:rPr>
-                          <w:color w:val="000000"/>
-                          <w:lang w:val="en-IN"/>
-                        </w:rPr>
-                      </w:r>
-                    </w:p>
-                    <w:p>
-                      <w:pPr>
-                        <w:pStyle w:val="FrameContentsuser"/>
-                        <w:rPr>
-                          <w:lang w:val="en-IN"/>
-                        </w:rPr>
-                      </w:pPr>
-                      <w:r>
-                        <w:rPr>
-                          <w:color w:val="000000"/>
-                          <w:lang w:val="en-IN"/>
-                        </w:rPr>
-                      </w:r>
-                    </w:p>
-                    <w:p>
-                      <w:pPr>
-                        <w:pStyle w:val="FrameContentsuser"/>
-                        <w:rPr>
-                          <w:lang w:val="en-IN"/>
-                        </w:rPr>
-                      </w:pPr>
-                      <w:r>
-                        <w:rPr>
-                          <w:color w:val="000000"/>
-                          <w:lang w:val="en-IN"/>
-                        </w:rPr>
-                      </w:r>
-                    </w:p>
-                    <w:p>
-                      <w:pPr>
-                        <w:pStyle w:val="FrameContentsuser"/>
-                        <w:rPr>
-                          <w:lang w:val="en-IN"/>
-                        </w:rPr>
-                      </w:pPr>
-                      <w:r>
-                        <w:rPr>
-                          <w:color w:val="000000"/>
-                          <w:lang w:val="en-IN"/>
-                        </w:rPr>
-                      </w:r>
-                    </w:p>
-                    <w:p>
-                      <w:pPr>
-                        <w:pStyle w:val="FrameContentsuser"/>
-                        <w:rPr>
-                          <w:lang w:val="en-IN"/>
-                        </w:rPr>
-                      </w:pPr>
-                      <w:r>
-                        <w:rPr>
-                          <w:color w:val="000000"/>
-                          <w:lang w:val="en-IN"/>
-                        </w:rPr>
-                      </w:r>
-                    </w:p>
-                    <w:p>
-                      <w:pPr>
-                        <w:pStyle w:val="FrameContentsuser"/>
-                        <w:rPr>
-                          <w:lang w:val="en-IN"/>
-                        </w:rPr>
-                      </w:pPr>
-                      <w:r>
-                        <w:rPr>
-                          <w:color w:val="000000"/>
-                          <w:lang w:val="en-IN"/>
-                        </w:rPr>
-                      </w:r>
-                    </w:p>
-                    <w:p>
-                      <w:pPr>
-                        <w:pStyle w:val="FrameContentsuser"/>
-                        <w:rPr>
-                          <w:lang w:val="en-IN"/>
-                        </w:rPr>
-                      </w:pPr>
-                      <w:r>
-                        <w:rPr>
-                          <w:color w:val="000000"/>
-                          <w:lang w:val="en-IN"/>
-                        </w:rPr>
-                      </w:r>
-                    </w:p>
-                    <w:p>
-                      <w:pPr>
-                        <w:pStyle w:val="FrameContentsuser"/>
-                        <w:rPr>
-                          <w:lang w:val="en-IN"/>
-                        </w:rPr>
-                      </w:pPr>
-                      <w:r>
-                        <w:rPr>
-                          <w:color w:val="000000"/>
-                          <w:lang w:val="en-IN"/>
-                        </w:rPr>
-                      </w:r>
-                    </w:p>
-                    <w:p>
-                      <w:pPr>
-                        <w:pStyle w:val="FrameContentsuser"/>
-                        <w:rPr>
-                          <w:lang w:val="en-IN"/>
-                        </w:rPr>
-                      </w:pPr>
-                      <w:r>
-                        <w:rPr>
-                          <w:color w:val="000000"/>
-                          <w:lang w:val="en-IN"/>
-                        </w:rPr>
-                      </w:r>
-                    </w:p>
-                    <w:p>
-                      <w:pPr>
-                        <w:pStyle w:val="FrameContentsuser"/>
-                        <w:rPr>
-                          <w:lang w:val="en-IN"/>
-                        </w:rPr>
-                      </w:pPr>
-                      <w:r>
-                        <w:rPr>
-                          <w:color w:val="000000"/>
-                          <w:lang w:val="en-IN"/>
-                        </w:rPr>
-                      </w:r>
-                    </w:p>
-                    <w:p>
-                      <w:pPr>
-                        <w:pStyle w:val="FrameContentsuser"/>
-                        <w:rPr>
-                          <w:lang w:val="en-IN"/>
-                        </w:rPr>
-                      </w:pPr>
-                      <w:r>
-                        <w:rPr>
-                          <w:color w:val="000000"/>
-                          <w:lang w:val="en-IN"/>
-                        </w:rPr>
-                      </w:r>
-                    </w:p>
-                    <w:p>
-                      <w:pPr>
-                        <w:pStyle w:val="FrameContentsuser"/>
-                        <w:rPr>
-                          <w:lang w:val="en-IN"/>
-                        </w:rPr>
-                      </w:pPr>
-                      <w:r>
-                        <w:rPr>
-                          <w:color w:val="000000"/>
-                          <w:lang w:val="en-IN"/>
-                        </w:rPr>
-                      </w:r>
-                    </w:p>
-                    <w:p>
-                      <w:pPr>
-                        <w:pStyle w:val="FrameContentsuser"/>
-                        <w:rPr>
-                          <w:lang w:val="en-IN"/>
-                        </w:rPr>
-                      </w:pPr>
-                      <w:r>
-                        <w:rPr>
-                          <w:color w:val="000000"/>
-                          <w:lang w:val="en-IN"/>
-                        </w:rPr>
-                      </w:r>
-                    </w:p>
-                    <w:p>
-                      <w:pPr>
-                        <w:pStyle w:val="FrameContentsuser"/>
-                        <w:rPr>
-                          <w:lang w:val="en-IN"/>
-                        </w:rPr>
-                      </w:pPr>
-                      <w:r>
-                        <w:rPr>
-                          <w:color w:val="000000"/>
-                          <w:lang w:val="en-IN"/>
-                        </w:rPr>
-                      </w:r>
-                    </w:p>
-                    <w:p>
-                      <w:pPr>
-                        <w:pStyle w:val="FrameContentsuser"/>
-                        <w:rPr>
-                          <w:lang w:val="en-IN"/>
-                        </w:rPr>
-                      </w:pPr>
-                      <w:r>
-                        <w:rPr>
-                          <w:color w:val="000000"/>
-                          <w:lang w:val="en-IN"/>
-                        </w:rPr>
-                      </w:r>
-                    </w:p>
-                    <w:p>
-                      <w:pPr>
-                        <w:pStyle w:val="FrameContentsuser"/>
-                        <w:rPr>
-                          <w:lang w:val="en-IN"/>
-                        </w:rPr>
-                      </w:pPr>
-                      <w:r>
-                        <w:rPr>
-                          <w:color w:val="000000"/>
-                          <w:lang w:val="en-IN"/>
-                        </w:rPr>
-                      </w:r>
-                    </w:p>
-                    <w:p>
-                      <w:pPr>
-                        <w:pStyle w:val="FrameContentsuser"/>
-                        <w:rPr>
-                          <w:lang w:val="en-IN"/>
-                        </w:rPr>
-                      </w:pPr>
-                      <w:r>
-                        <w:rPr>
-                          <w:color w:val="000000"/>
-                          <w:lang w:val="en-IN"/>
-                        </w:rPr>
-                      </w:r>
-                    </w:p>
-                    <w:p>
-                      <w:pPr>
-                        <w:pStyle w:val="FrameContentsuser"/>
-                        <w:rPr>
-                          <w:lang w:val="en-IN"/>
-                        </w:rPr>
-                      </w:pPr>
-                      <w:r>
-                        <w:rPr>
-                          <w:color w:val="000000"/>
-                          <w:lang w:val="en-IN"/>
-                        </w:rPr>
-                      </w:r>
-                    </w:p>
-                    <w:p>
-                      <w:pPr>
-                        <w:pStyle w:val="FrameContentsuser"/>
-                        <w:rPr>
-                          <w:lang w:val="en-IN"/>
-                        </w:rPr>
-                      </w:pPr>
-                      <w:r>
-                        <w:rPr>
-                          <w:color w:val="000000"/>
-                          <w:lang w:val="en-IN"/>
-                        </w:rPr>
-                      </w:r>
-                    </w:p>
-                    <w:p>
-                      <w:pPr>
-                        <w:pStyle w:val="FrameContentsuser"/>
-                        <w:rPr>
-                          <w:lang w:val="en-IN"/>
-                        </w:rPr>
-                      </w:pPr>
-                      <w:r>
-                        <w:rPr>
-                          <w:color w:val="000000"/>
-                          <w:lang w:val="en-IN"/>
-                        </w:rPr>
-                      </w:r>
-                    </w:p>
-                    <w:p>
-                      <w:pPr>
-                        <w:pStyle w:val="FrameContentsuser"/>
-                        <w:rPr>
-                          <w:lang w:val="en-IN"/>
-                        </w:rPr>
-                      </w:pPr>
-                      <w:r>
-                        <w:rPr>
-                          <w:color w:val="000000"/>
-                          <w:lang w:val="en-IN"/>
-                        </w:rPr>
-                      </w:r>
-                    </w:p>
-                    <w:p>
-                      <w:pPr>
-                        <w:pStyle w:val="FrameContentsuser"/>
-                        <w:rPr>
-                          <w:lang w:val="en-IN"/>
-                        </w:rPr>
-                      </w:pPr>
-                      <w:r>
-                        <w:rPr>
-                          <w:color w:val="000000"/>
-                          <w:lang w:val="en-IN"/>
-                        </w:rPr>
-                      </w:r>
-                    </w:p>
-                    <w:p>
-                      <w:pPr>
-                        <w:pStyle w:val="FrameContentsuser"/>
-                        <w:rPr>
-                          <w:lang w:val="en-IN"/>
-                        </w:rPr>
-                      </w:pPr>
-                      <w:r>
-                        <w:rPr>
-                          <w:color w:val="000000"/>
-                          <w:lang w:val="en-IN"/>
-                        </w:rPr>
-                      </w:r>
-                    </w:p>
-                    <w:p>
-                      <w:pPr>
-                        <w:pStyle w:val="FrameContentsuser"/>
-                        <w:rPr>
-                          <w:lang w:val="en-IN"/>
-                        </w:rPr>
-                      </w:pPr>
-                      <w:r>
-                        <w:rPr>
-                          <w:color w:val="000000"/>
-                          <w:lang w:val="en-IN"/>
-                        </w:rPr>
-                      </w:r>
-                    </w:p>
-                    <w:p>
-                      <w:pPr>
-                        <w:pStyle w:val="FrameContentsuser"/>
-                        <w:rPr>
-                          <w:lang w:val="en-IN"/>
-                        </w:rPr>
-                      </w:pPr>
-                      <w:r>
-                        <w:rPr>
-                          <w:color w:val="000000"/>
-                          <w:lang w:val="en-IN"/>
-                        </w:rPr>
-                      </w:r>
-                    </w:p>
-                    <w:p>
-                      <w:pPr>
-                        <w:pStyle w:val="FrameContentsuser"/>
-                        <w:rPr>
-                          <w:lang w:val="en-IN"/>
-                        </w:rPr>
-                      </w:pPr>
-                      <w:r>
-                        <w:rPr>
-                          <w:color w:val="000000"/>
-                          <w:lang w:val="en-IN"/>
-                        </w:rPr>
-                      </w:r>
-                    </w:p>
-                    <w:p>
-                      <w:pPr>
-                        <w:pStyle w:val="FrameContentsuser"/>
-                        <w:rPr>
-                          <w:lang w:val="en-IN"/>
-                        </w:rPr>
-                      </w:pPr>
-                      <w:r>
-                        <w:rPr>
-                          <w:color w:val="000000"/>
-                          <w:lang w:val="en-IN"/>
-                        </w:rPr>
-                      </w:r>
-                    </w:p>
-                    <w:p>
-                      <w:pPr>
-                        <w:pStyle w:val="FrameContentsuser"/>
-                        <w:rPr>
-                          <w:lang w:val="en-IN"/>
-                        </w:rPr>
-                      </w:pPr>
-                      <w:r>
-                        <w:rPr>
-                          <w:color w:val="000000"/>
-                          <w:lang w:val="en-IN"/>
-                        </w:rPr>
-                      </w:r>
-                    </w:p>
-                    <w:p>
-                      <w:pPr>
-                        <w:pStyle w:val="FrameContentsuser"/>
-                        <w:rPr>
-                          <w:lang w:val="en-IN"/>
-                        </w:rPr>
-                      </w:pPr>
-                      <w:r>
-                        <w:rPr>
-                          <w:color w:val="000000"/>
-                          <w:lang w:val="en-IN"/>
-                        </w:rPr>
-                      </w:r>
+                    </w:p>
+                    <w:p>
+                      <w:pPr>
+                        <w:pStyle w:val="FrameContentsuser"/>
+                        <w:rPr>
+                          <w:lang w:val="en-IN"/>
+                        </w:rPr>
+                      </w:pPr>
+                    </w:p>
+                    <w:p>
+                      <w:pPr>
+                        <w:pStyle w:val="FrameContentsuser"/>
+                        <w:rPr>
+                          <w:lang w:val="en-IN"/>
+                        </w:rPr>
+                      </w:pPr>
+                    </w:p>
+                    <w:p>
+                      <w:pPr>
+                        <w:pStyle w:val="FrameContentsuser"/>
+                        <w:rPr>
+                          <w:lang w:val="en-IN"/>
+                        </w:rPr>
+                      </w:pPr>
+                    </w:p>
+                    <w:p>
+                      <w:pPr>
+                        <w:pStyle w:val="FrameContentsuser"/>
+                        <w:rPr>
+                          <w:lang w:val="en-IN"/>
+                        </w:rPr>
+                      </w:pPr>
+                    </w:p>
+                    <w:p>
+                      <w:pPr>
+                        <w:pStyle w:val="FrameContentsuser"/>
+                        <w:rPr>
+                          <w:lang w:val="en-IN"/>
+                        </w:rPr>
+                      </w:pPr>
+                    </w:p>
+                    <w:p>
+                      <w:pPr>
+                        <w:pStyle w:val="FrameContentsuser"/>
+                        <w:rPr>
+                          <w:lang w:val="en-IN"/>
+                        </w:rPr>
+                      </w:pPr>
+                    </w:p>
+                    <w:p>
+                      <w:pPr>
+                        <w:pStyle w:val="FrameContentsuser"/>
+                        <w:rPr>
+                          <w:lang w:val="en-IN"/>
+                        </w:rPr>
+                      </w:pPr>
+                    </w:p>
+                    <w:p>
+                      <w:pPr>
+                        <w:pStyle w:val="FrameContentsuser"/>
+                        <w:rPr>
+                          <w:lang w:val="en-IN"/>
+                        </w:rPr>
+                      </w:pPr>
+                    </w:p>
+                    <w:p>
+                      <w:pPr>
+                        <w:pStyle w:val="FrameContentsuser"/>
+                        <w:rPr>
+                          <w:lang w:val="en-IN"/>
+                        </w:rPr>
+                      </w:pPr>
+                    </w:p>
+                    <w:p>
+                      <w:pPr>
+                        <w:pStyle w:val="FrameContentsuser"/>
+                        <w:rPr>
+                          <w:lang w:val="en-IN"/>
+                        </w:rPr>
+                      </w:pPr>
+                    </w:p>
+                    <w:p>
+                      <w:pPr>
+                        <w:pStyle w:val="FrameContentsuser"/>
+                        <w:rPr>
+                          <w:lang w:val="en-IN"/>
+                        </w:rPr>
+                      </w:pPr>
+                    </w:p>
+                    <w:p>
+                      <w:pPr>
+                        <w:pStyle w:val="FrameContentsuser"/>
+                        <w:rPr>
+                          <w:lang w:val="en-IN"/>
+                        </w:rPr>
+                      </w:pPr>
+                    </w:p>
+                    <w:p>
+                      <w:pPr>
+                        <w:pStyle w:val="FrameContentsuser"/>
+                        <w:rPr>
+                          <w:lang w:val="en-IN"/>
+                        </w:rPr>
+                      </w:pPr>
+                    </w:p>
+                    <w:p>
+                      <w:pPr>
+                        <w:pStyle w:val="FrameContentsuser"/>
+                        <w:rPr>
+                          <w:lang w:val="en-IN"/>
+                        </w:rPr>
+                      </w:pPr>
+                    </w:p>
+                    <w:p>
+                      <w:pPr>
+                        <w:pStyle w:val="FrameContentsuser"/>
+                        <w:rPr>
+                          <w:lang w:val="en-IN"/>
+                        </w:rPr>
+                      </w:pPr>
+                    </w:p>
+                    <w:p>
+                      <w:pPr>
+                        <w:pStyle w:val="FrameContentsuser"/>
+                        <w:rPr>
+                          <w:lang w:val="en-IN"/>
+                        </w:rPr>
+                      </w:pPr>
+                    </w:p>
+                    <w:p>
+                      <w:pPr>
+                        <w:pStyle w:val="FrameContentsuser"/>
+                        <w:rPr>
+                          <w:lang w:val="en-IN"/>
+                        </w:rPr>
+                      </w:pPr>
+                    </w:p>
+                    <w:p>
+                      <w:pPr>
+                        <w:pStyle w:val="FrameContentsuser"/>
+                        <w:rPr>
+                          <w:lang w:val="en-IN"/>
+                        </w:rPr>
+                      </w:pPr>
+                    </w:p>
+                    <w:p>
+                      <w:pPr>
+                        <w:pStyle w:val="FrameContentsuser"/>
+                        <w:rPr>
+                          <w:lang w:val="en-IN"/>
+                        </w:rPr>
+                      </w:pPr>
+                    </w:p>
+                    <w:p>
+                      <w:pPr>
+                        <w:pStyle w:val="FrameContentsuser"/>
+                        <w:rPr>
+                          <w:lang w:val="en-IN"/>
+                        </w:rPr>
+                      </w:pPr>
+                    </w:p>
+                    <w:p>
+                      <w:pPr>
+                        <w:pStyle w:val="FrameContentsuser"/>
+                        <w:rPr>
+                          <w:lang w:val="en-IN"/>
+                        </w:rPr>
+                      </w:pPr>
+                    </w:p>
+                    <w:p>
+                      <w:pPr>
+                        <w:pStyle w:val="FrameContentsuser"/>
+                        <w:rPr>
+                          <w:lang w:val="en-IN"/>
+                        </w:rPr>
+                      </w:pPr>
+                    </w:p>
+                    <w:p>
+                      <w:pPr>
+                        <w:pStyle w:val="FrameContentsuser"/>
+                        <w:rPr>
+                          <w:lang w:val="en-IN"/>
+                        </w:rPr>
+                      </w:pPr>
+                    </w:p>
+                    <w:p>
+                      <w:pPr>
+                        <w:pStyle w:val="FrameContentsuser"/>
+                        <w:rPr>
+                          <w:lang w:val="en-IN"/>
+                        </w:rPr>
+                      </w:pPr>
+                    </w:p>
+                    <w:p>
+                      <w:pPr>
+                        <w:pStyle w:val="FrameContentsuser"/>
+                        <w:rPr>
+                          <w:lang w:val="en-IN"/>
+                        </w:rPr>
+                      </w:pPr>
+                    </w:p>
+                    <w:p>
+                      <w:pPr>
+                        <w:pStyle w:val="FrameContentsuser"/>
+                        <w:rPr>
+                          <w:lang w:val="en-IN"/>
+                        </w:rPr>
+                      </w:pPr>
+                    </w:p>
+                    <w:p>
+                      <w:pPr>
+                        <w:pStyle w:val="FrameContentsuser"/>
+                        <w:rPr>
+                          <w:lang w:val="en-IN"/>
+                        </w:rPr>
+                      </w:pPr>
+                    </w:p>
+                    <w:p>
+                      <w:pPr>
+                        <w:pStyle w:val="FrameContentsuser"/>
+                        <w:rPr>
+                          <w:lang w:val="en-IN"/>
+                        </w:rPr>
+                      </w:pPr>
+                    </w:p>
+                    <w:p>
+                      <w:pPr>
+                        <w:pStyle w:val="FrameContentsuser"/>
+                        <w:rPr>
+                          <w:lang w:val="en-IN"/>
+                        </w:rPr>
+                      </w:pPr>
+                    </w:p>
+                    <w:p>
+                      <w:pPr>
+                        <w:pStyle w:val="FrameContentsuser"/>
+                        <w:rPr>
+                          <w:lang w:val="en-IN"/>
+                        </w:rPr>
+                      </w:pPr>
+                    </w:p>
+                    <w:p>
+                      <w:pPr>
+                        <w:pStyle w:val="FrameContentsuser"/>
+                        <w:rPr>
+                          <w:lang w:val="en-IN"/>
+                        </w:rPr>
+                      </w:pPr>
+                    </w:p>
+                    <w:p>
+                      <w:pPr>
+                        <w:pStyle w:val="FrameContentsuser"/>
+                        <w:rPr>
+                          <w:lang w:val="en-IN"/>
+                        </w:rPr>
+                      </w:pPr>
+                    </w:p>
+                    <w:p>
+                      <w:pPr>
+                        <w:pStyle w:val="FrameContentsuser"/>
+                        <w:rPr>
+                          <w:lang w:val="en-IN"/>
+                        </w:rPr>
+                      </w:pPr>
+                    </w:p>
+                    <w:p>
+                      <w:pPr>
+                        <w:pStyle w:val="FrameContentsuser"/>
+                        <w:rPr>
+                          <w:lang w:val="en-IN"/>
+                        </w:rPr>
+                      </w:pPr>
+                    </w:p>
+                    <w:p>
+                      <w:pPr>
+                        <w:pStyle w:val="FrameContentsuser"/>
+                        <w:rPr>
+                          <w:lang w:val="en-IN"/>
+                        </w:rPr>
+                      </w:pPr>
+                    </w:p>
+                    <w:p>
+                      <w:pPr>
+                        <w:pStyle w:val="FrameContentsuser"/>
+                        <w:rPr>
+                          <w:lang w:val="en-IN"/>
+                        </w:rPr>
+                      </w:pPr>
+                    </w:p>
+                    <w:p>
+                      <w:pPr>
+                        <w:pStyle w:val="FrameContentsuser"/>
+                        <w:rPr>
+                          <w:lang w:val="en-IN"/>
+                        </w:rPr>
+                      </w:pPr>
+                    </w:p>
+                    <w:p>
+                      <w:pPr>
+                        <w:pStyle w:val="FrameContentsuser"/>
+                        <w:rPr>
+                          <w:lang w:val="en-IN"/>
+                        </w:rPr>
+                      </w:pPr>
+                    </w:p>
+                    <w:p>
+                      <w:pPr>
+                        <w:pStyle w:val="FrameContentsuser"/>
+                        <w:rPr>
+                          <w:lang w:val="en-IN"/>
+                        </w:rPr>
+                      </w:pPr>
+                    </w:p>
+                    <w:p>
+                      <w:pPr>
+                        <w:pStyle w:val="FrameContentsuser"/>
+                        <w:rPr>
+                          <w:lang w:val="en-IN"/>
+                        </w:rPr>
+                      </w:pPr>
+                    </w:p>
+                    <w:p>
+                      <w:pPr>
+                        <w:pStyle w:val="FrameContentsuser"/>
+                        <w:rPr>
+                          <w:lang w:val="en-IN"/>
+                        </w:rPr>
+                      </w:pPr>
+                    </w:p>
+                    <w:p>
+                      <w:pPr>
+                        <w:pStyle w:val="FrameContentsuser"/>
+                        <w:rPr>
+                          <w:lang w:val="en-IN"/>
+                        </w:rPr>
+                      </w:pPr>
+                    </w:p>
+                    <w:p>
+                      <w:pPr>
+                        <w:pStyle w:val="FrameContentsuser"/>
+                        <w:rPr>
+                          <w:lang w:val="en-IN"/>
+                        </w:rPr>
+                      </w:pPr>
+                    </w:p>
+                    <w:p>
+                      <w:pPr>
+                        <w:pStyle w:val="FrameContentsuser"/>
+                        <w:rPr>
+                          <w:lang w:val="en-IN"/>
+                        </w:rPr>
+                      </w:pPr>
+                    </w:p>
+                    <w:p>
+                      <w:pPr>
+                        <w:pStyle w:val="FrameContentsuser"/>
+                        <w:rPr>
+                          <w:lang w:val="en-IN"/>
+                        </w:rPr>
+                      </w:pPr>
+                    </w:p>
+                    <w:p>
+                      <w:pPr>
+                        <w:pStyle w:val="FrameContentsuser"/>
+                        <w:rPr>
+                          <w:lang w:val="en-IN"/>
+                        </w:rPr>
+                      </w:pPr>
+                    </w:p>
+                    <w:p>
+                      <w:pPr>
+                        <w:pStyle w:val="FrameContentsuser"/>
+                        <w:rPr>
+                          <w:lang w:val="en-IN"/>
+                        </w:rPr>
+                      </w:pPr>
+                    </w:p>
+                    <w:p>
+                      <w:pPr>
+                        <w:pStyle w:val="FrameContentsuser"/>
+                        <w:rPr>
+                          <w:lang w:val="en-IN"/>
+                        </w:rPr>
+                      </w:pPr>
+                    </w:p>
+                    <w:p>
+                      <w:pPr>
+                        <w:pStyle w:val="FrameContentsuser"/>
+                        <w:rPr>
+                          <w:lang w:val="en-IN"/>
+                        </w:rPr>
+                      </w:pPr>
+                    </w:p>
+                    <w:p>
+                      <w:pPr>
+                        <w:pStyle w:val="FrameContentsuser"/>
+                        <w:rPr>
+                          <w:lang w:val="en-IN"/>
+                        </w:rPr>
+                      </w:pPr>
+                    </w:p>
+                    <w:p>
+                      <w:pPr>
+                        <w:pStyle w:val="FrameContentsuser"/>
+                        <w:rPr>
+                          <w:lang w:val="en-IN"/>
+                        </w:rPr>
+                      </w:pPr>
+                    </w:p>
+                    <w:p>
+                      <w:pPr>
+                        <w:pStyle w:val="FrameContentsuser"/>
+                        <w:rPr>
+                          <w:lang w:val="en-IN"/>
+                        </w:rPr>
+                      </w:pPr>
+                    </w:p>
+                    <w:p>
+                      <w:pPr>
+                        <w:pStyle w:val="FrameContentsuser"/>
+                        <w:rPr>
+                          <w:lang w:val="en-IN"/>
+                        </w:rPr>
+                      </w:pPr>
+                    </w:p>
+                    <w:p>
+                      <w:pPr>
+                        <w:pStyle w:val="FrameContentsuser"/>
+                        <w:rPr>
+                          <w:lang w:val="en-IN"/>
+                        </w:rPr>
+                      </w:pPr>
+                    </w:p>
+                    <w:p>
+                      <w:pPr>
+                        <w:pStyle w:val="FrameContentsuser"/>
+                        <w:rPr>
+                          <w:lang w:val="en-IN"/>
+                        </w:rPr>
+                      </w:pPr>
+                    </w:p>
+                    <w:p>
+                      <w:pPr>
+                        <w:pStyle w:val="FrameContentsuser"/>
+                        <w:rPr>
+                          <w:lang w:val="en-IN"/>
+                        </w:rPr>
+                      </w:pPr>
+                    </w:p>
+                    <w:p>
+                      <w:pPr>
+                        <w:pStyle w:val="FrameContentsuser"/>
+                        <w:rPr>
+                          <w:lang w:val="en-IN"/>
+                        </w:rPr>
+                      </w:pPr>
+                    </w:p>
+                    <w:p>
+                      <w:pPr>
+                        <w:pStyle w:val="FrameContentsuser"/>
+                        <w:rPr>
+                          <w:lang w:val="en-IN"/>
+                        </w:rPr>
+                      </w:pPr>
+                    </w:p>
+                    <w:p>
+                      <w:pPr>
+                        <w:pStyle w:val="FrameContentsuser"/>
+                        <w:rPr>
+                          <w:lang w:val="en-IN"/>
+                        </w:rPr>
+                      </w:pPr>
+                    </w:p>
+                    <w:p>
+                      <w:pPr>
+                        <w:pStyle w:val="FrameContentsuser"/>
+                        <w:rPr>
+                          <w:lang w:val="en-IN"/>
+                        </w:rPr>
+                      </w:pPr>
+                    </w:p>
+                    <w:p>
+                      <w:pPr>
+                        <w:pStyle w:val="FrameContentsuser"/>
+                        <w:rPr>
+                          <w:lang w:val="en-IN"/>
+                        </w:rPr>
+                      </w:pPr>
+                    </w:p>
+                    <w:p>
+                      <w:pPr>
+                        <w:pStyle w:val="FrameContentsuser"/>
+                        <w:rPr>
+                          <w:lang w:val="en-IN"/>
+                        </w:rPr>
+                      </w:pPr>
+                    </w:p>
+                    <w:p>
+                      <w:pPr>
+                        <w:pStyle w:val="FrameContentsuser"/>
+                        <w:rPr>
+                          <w:lang w:val="en-IN"/>
+                        </w:rPr>
+                      </w:pPr>
+                    </w:p>
+                    <w:p>
+                      <w:pPr>
+                        <w:pStyle w:val="FrameContentsuser"/>
+                        <w:rPr>
+                          <w:lang w:val="en-IN"/>
+                        </w:rPr>
+                      </w:pPr>
+                    </w:p>
+                    <w:p>
+                      <w:pPr>
+                        <w:pStyle w:val="FrameContentsuser"/>
+                        <w:rPr>
+                          <w:lang w:val="en-IN"/>
+                        </w:rPr>
+                      </w:pPr>
+                    </w:p>
+                    <w:p>
+                      <w:pPr>
+                        <w:pStyle w:val="FrameContentsuser"/>
+                        <w:rPr>
+                          <w:lang w:val="en-IN"/>
+                        </w:rPr>
+                      </w:pPr>
+                    </w:p>
+                    <w:p>
+                      <w:pPr>
+                        <w:pStyle w:val="FrameContentsuser"/>
+                        <w:rPr>
+                          <w:lang w:val="en-IN"/>
+                        </w:rPr>
+                      </w:pPr>
+                    </w:p>
+                    <w:p>
+                      <w:pPr>
+                        <w:pStyle w:val="FrameContentsuser"/>
+                        <w:rPr>
+                          <w:lang w:val="en-IN"/>
+                        </w:rPr>
+                      </w:pPr>
+                    </w:p>
+                    <w:p>
+                      <w:pPr>
+                        <w:pStyle w:val="FrameContentsuser"/>
+                        <w:rPr>
+                          <w:lang w:val="en-IN"/>
+                        </w:rPr>
+                      </w:pPr>
+                    </w:p>
+                    <w:p>
+                      <w:pPr>
+                        <w:pStyle w:val="FrameContentsuser"/>
+                        <w:rPr>
+                          <w:lang w:val="en-IN"/>
+                        </w:rPr>
+                      </w:pPr>
+                    </w:p>
+                    <w:p>
+                      <w:pPr>
+                        <w:pStyle w:val="FrameContentsuser"/>
+                        <w:rPr>
+                          <w:lang w:val="en-IN"/>
+                        </w:rPr>
+                      </w:pPr>
+                    </w:p>
+                    <w:p>
+                      <w:pPr>
+                        <w:pStyle w:val="FrameContentsuser"/>
+                        <w:rPr>
+                          <w:lang w:val="en-IN"/>
+                        </w:rPr>
+                      </w:pPr>
+                    </w:p>
+                    <w:p>
+                      <w:pPr>
+                        <w:pStyle w:val="FrameContentsuser"/>
+                        <w:rPr>
+                          <w:lang w:val="en-IN"/>
+                        </w:rPr>
+                      </w:pPr>
+                    </w:p>
+                    <w:p>
+                      <w:pPr>
+                        <w:pStyle w:val="FrameContentsuser"/>
+                        <w:rPr>
+                          <w:lang w:val="en-IN"/>
+                        </w:rPr>
+                      </w:pPr>
+                    </w:p>
+                    <w:p>
+                      <w:pPr>
+                        <w:pStyle w:val="FrameContentsuser"/>
+                        <w:rPr>
+                          <w:lang w:val="en-IN"/>
+                        </w:rPr>
+                      </w:pPr>
+                    </w:p>
+                    <w:p>
+                      <w:pPr>
+                        <w:pStyle w:val="FrameContentsuser"/>
+                        <w:rPr>
+                          <w:lang w:val="en-IN"/>
+                        </w:rPr>
+                      </w:pPr>
+                    </w:p>
+                    <w:p>
+                      <w:pPr>
+                        <w:pStyle w:val="FrameContentsuser"/>
+                        <w:rPr>
+                          <w:lang w:val="en-IN"/>
+                        </w:rPr>
+                      </w:pPr>
+                    </w:p>
+                    <w:p>
+                      <w:pPr>
+                        <w:pStyle w:val="FrameContentsuser"/>
+                        <w:rPr>
+                          <w:lang w:val="en-IN"/>
+                        </w:rPr>
+                      </w:pPr>
+                    </w:p>
+                    <w:p>
+                      <w:pPr>
+                        <w:pStyle w:val="FrameContentsuser"/>
+                        <w:rPr>
+                          <w:lang w:val="en-IN"/>
+                        </w:rPr>
+                      </w:pPr>
+                    </w:p>
+                    <w:p>
+                      <w:pPr>
+                        <w:pStyle w:val="FrameContentsuser"/>
+                        <w:rPr>
+                          <w:lang w:val="en-IN"/>
+                        </w:rPr>
+                      </w:pPr>
+                    </w:p>
+                    <w:p>
+                      <w:pPr>
+                        <w:pStyle w:val="FrameContentsuser"/>
+                        <w:rPr>
+                          <w:lang w:val="en-IN"/>
+                        </w:rPr>
+                      </w:pPr>
+                    </w:p>
+                    <w:p>
+                      <w:pPr>
+                        <w:pStyle w:val="FrameContentsuser"/>
+                        <w:rPr>
+                          <w:lang w:val="en-IN"/>
+                        </w:rPr>
+                      </w:pPr>
+                    </w:p>
+                    <w:p>
+                      <w:pPr>
+                        <w:pStyle w:val="FrameContentsuser"/>
+                        <w:rPr>
+                          <w:lang w:val="en-IN"/>
+                        </w:rPr>
+                      </w:pPr>
+                    </w:p>
+                    <w:p>
+                      <w:pPr>
+                        <w:pStyle w:val="FrameContentsuser"/>
+                        <w:rPr>
+                          <w:lang w:val="en-IN"/>
+                        </w:rPr>
+                      </w:pPr>
+                    </w:p>
+                    <w:p>
+                      <w:pPr>
+                        <w:pStyle w:val="FrameContentsuser"/>
+                        <w:rPr>
+                          <w:lang w:val="en-IN"/>
+                        </w:rPr>
+                      </w:pPr>
                     </w:p>
                     <w:p>
                       <w:pPr>
@@ -5449,54 +4887,30 @@
                           <w:lang w:val="en-IN"/>
                         </w:rPr>
                       </w:pPr>
-                      <w:r>
-                        <w:rPr>
-                          <w:color w:val="000000"/>
-                          <w:lang w:val="en-IN"/>
-                        </w:rPr>
-                      </w:r>
-                    </w:p>
-                    <w:p>
-                      <w:pPr>
-                        <w:pStyle w:val="FrameContentsuser"/>
-                        <w:rPr>
-                          <w:lang w:val="en-IN"/>
-                        </w:rPr>
-                      </w:pPr>
-                      <w:r>
-                        <w:rPr>
-                          <w:color w:val="000000"/>
-                          <w:lang w:val="en-IN"/>
-                        </w:rPr>
-                      </w:r>
-                    </w:p>
-                    <w:p>
-                      <w:pPr>
-                        <w:pStyle w:val="FrameContentsuser"/>
-                        <w:rPr>
-                          <w:lang w:val="en-IN"/>
-                        </w:rPr>
-                      </w:pPr>
-                      <w:r>
-                        <w:rPr>
-                          <w:color w:val="000000"/>
-                          <w:lang w:val="en-IN"/>
-                        </w:rPr>
-                      </w:r>
-                    </w:p>
-                    <w:p>
-                      <w:pPr>
-                        <w:pStyle w:val="FrameContentsuser"/>
-                        <w:rPr>
-                          <w:lang w:val="en-IN"/>
-                        </w:rPr>
-                      </w:pPr>
-                      <w:r>
-                        <w:rPr>
-                          <w:color w:val="000000"/>
-                          <w:lang w:val="en-IN"/>
-                        </w:rPr>
-                      </w:r>
+                    </w:p>
+                    <w:p>
+                      <w:pPr>
+                        <w:pStyle w:val="FrameContentsuser"/>
+                        <w:rPr>
+                          <w:lang w:val="en-IN"/>
+                        </w:rPr>
+                      </w:pPr>
+                    </w:p>
+                    <w:p>
+                      <w:pPr>
+                        <w:pStyle w:val="FrameContentsuser"/>
+                        <w:rPr>
+                          <w:lang w:val="en-IN"/>
+                        </w:rPr>
+                      </w:pPr>
+                    </w:p>
+                    <w:p>
+                      <w:pPr>
+                        <w:pStyle w:val="FrameContentsuser"/>
+                        <w:rPr>
+                          <w:lang w:val="en-IN"/>
+                        </w:rPr>
+                      </w:pPr>
                     </w:p>
                     <w:p>
                       <w:pPr>
@@ -5520,267 +4934,153 @@
                           <w:lang w:val="en-IN"/>
                         </w:rPr>
                       </w:pPr>
-                      <w:r>
+                    </w:p>
+                    <w:p>
+                      <w:pPr>
+                        <w:pStyle w:val="FrameContentsuser"/>
+                        <w:rPr>
+                          <w:lang w:val="en-IN"/>
+                        </w:rPr>
+                      </w:pPr>
+                    </w:p>
+                    <w:p>
+                      <w:pPr>
+                        <w:pStyle w:val="FrameContentsuser"/>
+                        <w:rPr>
+                          <w:lang w:val="en-IN"/>
+                        </w:rPr>
+                      </w:pPr>
+                    </w:p>
+                    <w:p>
+                      <w:pPr>
+                        <w:pStyle w:val="FrameContentsuser"/>
+                        <w:rPr>
+                          <w:lang w:val="en-IN"/>
+                        </w:rPr>
+                      </w:pPr>
+                    </w:p>
+                    <w:p>
+                      <w:pPr>
+                        <w:pStyle w:val="FrameContentsuser"/>
+                        <w:rPr>
+                          <w:lang w:val="en-IN"/>
+                        </w:rPr>
+                      </w:pPr>
+                    </w:p>
+                    <w:p>
+                      <w:pPr>
+                        <w:pStyle w:val="FrameContentsuser"/>
+                        <w:rPr>
+                          <w:lang w:val="en-IN"/>
+                        </w:rPr>
+                      </w:pPr>
+                    </w:p>
+                    <w:p>
+                      <w:pPr>
+                        <w:pStyle w:val="FrameContentsuser"/>
+                        <w:rPr>
+                          <w:lang w:val="en-IN"/>
+                        </w:rPr>
+                      </w:pPr>
+                    </w:p>
+                    <w:p>
+                      <w:pPr>
+                        <w:pStyle w:val="FrameContentsuser"/>
+                        <w:rPr>
+                          <w:lang w:val="en-IN"/>
+                        </w:rPr>
+                      </w:pPr>
+                    </w:p>
+                    <w:p>
+                      <w:pPr>
+                        <w:pStyle w:val="FrameContentsuser"/>
+                        <w:rPr>
+                          <w:lang w:val="en-IN"/>
+                        </w:rPr>
+                      </w:pPr>
+                    </w:p>
+                    <w:p>
+                      <w:pPr>
+                        <w:pStyle w:val="FrameContentsuser"/>
+                        <w:rPr>
+                          <w:lang w:val="en-IN"/>
+                        </w:rPr>
+                      </w:pPr>
+                    </w:p>
+                    <w:p>
+                      <w:pPr>
+                        <w:pStyle w:val="FrameContentsuser"/>
+                        <w:rPr>
+                          <w:lang w:val="en-IN"/>
+                        </w:rPr>
+                      </w:pPr>
+                    </w:p>
+                    <w:p>
+                      <w:pPr>
+                        <w:pStyle w:val="FrameContentsuser"/>
+                        <w:rPr>
+                          <w:lang w:val="en-IN"/>
+                        </w:rPr>
+                      </w:pPr>
+                    </w:p>
+                    <w:p>
+                      <w:pPr>
+                        <w:pStyle w:val="FrameContentsuser"/>
+                        <w:rPr>
+                          <w:lang w:val="en-IN"/>
+                        </w:rPr>
+                      </w:pPr>
+                    </w:p>
+                    <w:p>
+                      <w:pPr>
+                        <w:pStyle w:val="FrameContentsuser"/>
+                        <w:rPr>
+                          <w:lang w:val="en-IN"/>
+                        </w:rPr>
+                      </w:pPr>
+                    </w:p>
+                    <w:p>
+                      <w:pPr>
+                        <w:pStyle w:val="FrameContentsuser"/>
+                        <w:rPr>
+                          <w:lang w:val="en-IN"/>
+                        </w:rPr>
+                      </w:pPr>
+                    </w:p>
+                    <w:p>
+                      <w:pPr>
+                        <w:pStyle w:val="FrameContentsuser"/>
+                        <w:rPr>
+                          <w:lang w:val="en-IN"/>
+                        </w:rPr>
+                      </w:pPr>
+                    </w:p>
+                    <w:p>
+                      <w:pPr>
+                        <w:pStyle w:val="FrameContentsuser"/>
+                        <w:rPr>
+                          <w:lang w:val="en-IN"/>
+                        </w:rPr>
+                      </w:pPr>
+                    </w:p>
+                    <w:p>
+                      <w:pPr>
+                        <w:pStyle w:val="FrameContentsuser"/>
+                        <w:rPr>
+                          <w:lang w:val="en-IN"/>
+                        </w:rPr>
+                      </w:pPr>
+                    </w:p>
+                    <w:p>
+                      <w:pPr>
+                        <w:pStyle w:val="FrameContentsuser"/>
                         <w:rPr>
                           <w:color w:val="000000"/>
-                          <w:lang w:val="en-IN"/>
-                        </w:rPr>
-                      </w:r>
-                    </w:p>
-                    <w:p>
-                      <w:pPr>
-                        <w:pStyle w:val="FrameContentsuser"/>
-                        <w:rPr>
-                          <w:lang w:val="en-IN"/>
-                        </w:rPr>
-                      </w:pPr>
-                      <w:r>
-                        <w:rPr>
-                          <w:color w:val="000000"/>
-                          <w:lang w:val="en-IN"/>
-                        </w:rPr>
-                      </w:r>
-                    </w:p>
-                    <w:p>
-                      <w:pPr>
-                        <w:pStyle w:val="FrameContentsuser"/>
-                        <w:rPr>
-                          <w:lang w:val="en-IN"/>
-                        </w:rPr>
-                      </w:pPr>
-                      <w:r>
-                        <w:rPr>
-                          <w:color w:val="000000"/>
-                          <w:lang w:val="en-IN"/>
-                        </w:rPr>
-                      </w:r>
-                    </w:p>
-                    <w:p>
-                      <w:pPr>
-                        <w:pStyle w:val="FrameContentsuser"/>
-                        <w:rPr>
-                          <w:lang w:val="en-IN"/>
-                        </w:rPr>
-                      </w:pPr>
-                      <w:r>
-                        <w:rPr>
-                          <w:color w:val="000000"/>
-                          <w:lang w:val="en-IN"/>
-                        </w:rPr>
-                      </w:r>
-                    </w:p>
-                    <w:p>
-                      <w:pPr>
-                        <w:pStyle w:val="FrameContentsuser"/>
-                        <w:rPr>
-                          <w:lang w:val="en-IN"/>
-                        </w:rPr>
-                      </w:pPr>
-                      <w:r>
-                        <w:rPr>
-                          <w:color w:val="000000"/>
-                          <w:lang w:val="en-IN"/>
-                        </w:rPr>
-                      </w:r>
-                    </w:p>
-                    <w:p>
-                      <w:pPr>
-                        <w:pStyle w:val="FrameContentsuser"/>
-                        <w:rPr>
-                          <w:lang w:val="en-IN"/>
-                        </w:rPr>
-                      </w:pPr>
-                      <w:r>
-                        <w:rPr>
-                          <w:color w:val="000000"/>
-                          <w:lang w:val="en-IN"/>
-                        </w:rPr>
-                      </w:r>
-                    </w:p>
-                    <w:p>
-                      <w:pPr>
-                        <w:pStyle w:val="FrameContentsuser"/>
-                        <w:rPr>
-                          <w:lang w:val="en-IN"/>
-                        </w:rPr>
-                      </w:pPr>
-                      <w:r>
-                        <w:rPr>
-                          <w:color w:val="000000"/>
-                          <w:lang w:val="en-IN"/>
-                        </w:rPr>
-                      </w:r>
-                    </w:p>
-                    <w:p>
-                      <w:pPr>
-                        <w:pStyle w:val="FrameContentsuser"/>
-                        <w:rPr>
-                          <w:lang w:val="en-IN"/>
-                        </w:rPr>
-                      </w:pPr>
-                      <w:r>
-                        <w:rPr>
-                          <w:color w:val="000000"/>
-                          <w:lang w:val="en-IN"/>
-                        </w:rPr>
-                      </w:r>
-                    </w:p>
-                    <w:p>
-                      <w:pPr>
-                        <w:pStyle w:val="FrameContentsuser"/>
-                        <w:rPr>
-                          <w:lang w:val="en-IN"/>
-                        </w:rPr>
-                      </w:pPr>
-                      <w:r>
-                        <w:rPr>
-                          <w:color w:val="000000"/>
-                          <w:lang w:val="en-IN"/>
-                        </w:rPr>
-                      </w:r>
-                    </w:p>
-                    <w:p>
-                      <w:pPr>
-                        <w:pStyle w:val="FrameContentsuser"/>
-                        <w:rPr>
-                          <w:lang w:val="en-IN"/>
-                        </w:rPr>
-                      </w:pPr>
-                      <w:r>
-                        <w:rPr>
-                          <w:color w:val="000000"/>
-                          <w:lang w:val="en-IN"/>
-                        </w:rPr>
-                      </w:r>
-                    </w:p>
-                    <w:p>
-                      <w:pPr>
-                        <w:pStyle w:val="FrameContentsuser"/>
-                        <w:rPr>
-                          <w:lang w:val="en-IN"/>
-                        </w:rPr>
-                      </w:pPr>
-                      <w:r>
-                        <w:rPr>
-                          <w:color w:val="000000"/>
-                          <w:lang w:val="en-IN"/>
-                        </w:rPr>
-                      </w:r>
-                    </w:p>
-                    <w:p>
-                      <w:pPr>
-                        <w:pStyle w:val="FrameContentsuser"/>
-                        <w:rPr>
-                          <w:lang w:val="en-IN"/>
-                        </w:rPr>
-                      </w:pPr>
-                      <w:r>
-                        <w:rPr>
-                          <w:color w:val="000000"/>
-                          <w:lang w:val="en-IN"/>
-                        </w:rPr>
-                      </w:r>
-                    </w:p>
-                    <w:p>
-                      <w:pPr>
-                        <w:pStyle w:val="FrameContentsuser"/>
-                        <w:rPr>
-                          <w:lang w:val="en-IN"/>
-                        </w:rPr>
-                      </w:pPr>
-                      <w:r>
-                        <w:rPr>
-                          <w:color w:val="000000"/>
-                          <w:lang w:val="en-IN"/>
-                        </w:rPr>
-                      </w:r>
-                    </w:p>
-                    <w:p>
-                      <w:pPr>
-                        <w:pStyle w:val="FrameContentsuser"/>
-                        <w:rPr>
-                          <w:lang w:val="en-IN"/>
-                        </w:rPr>
-                      </w:pPr>
-                      <w:r>
-                        <w:rPr>
-                          <w:color w:val="000000"/>
-                          <w:lang w:val="en-IN"/>
-                        </w:rPr>
-                      </w:r>
-                    </w:p>
-                    <w:p>
-                      <w:pPr>
-                        <w:pStyle w:val="FrameContentsuser"/>
-                        <w:rPr>
-                          <w:lang w:val="en-IN"/>
-                        </w:rPr>
-                      </w:pPr>
-                      <w:r>
-                        <w:rPr>
-                          <w:color w:val="000000"/>
-                          <w:lang w:val="en-IN"/>
-                        </w:rPr>
-                      </w:r>
-                    </w:p>
-                    <w:p>
-                      <w:pPr>
-                        <w:pStyle w:val="FrameContentsuser"/>
-                        <w:rPr>
-                          <w:lang w:val="en-IN"/>
-                        </w:rPr>
-                      </w:pPr>
-                      <w:r>
-                        <w:rPr>
-                          <w:color w:val="000000"/>
-                          <w:lang w:val="en-IN"/>
-                        </w:rPr>
-                      </w:r>
-                    </w:p>
-                    <w:p>
-                      <w:pPr>
-                        <w:pStyle w:val="FrameContentsuser"/>
-                        <w:rPr>
-                          <w:lang w:val="en-IN"/>
-                        </w:rPr>
-                      </w:pPr>
-                      <w:r>
-                        <w:rPr>
-                          <w:color w:val="000000"/>
-                          <w:lang w:val="en-IN"/>
-                        </w:rPr>
-                      </w:r>
-                    </w:p>
-                    <w:p>
-                      <w:pPr>
-                        <w:pStyle w:val="FrameContentsuser"/>
-                        <w:rPr>
-                          <w:lang w:val="en-IN"/>
-                        </w:rPr>
-                      </w:pPr>
-                      <w:r>
-                        <w:rPr>
-                          <w:color w:val="000000"/>
-                          <w:lang w:val="en-IN"/>
-                        </w:rPr>
-                      </w:r>
-                    </w:p>
-                    <w:p>
-                      <w:pPr>
-                        <w:pStyle w:val="FrameContentsuser"/>
-                        <w:rPr>
-                          <w:color w:val="000000"/>
-                        </w:rPr>
-                      </w:pPr>
-                      <w:r>
-                        <w:rPr>
-                          <w:color w:val="000000"/>
-                        </w:rPr>
-                      </w:r>
+                        </w:rPr>
+                      </w:pPr>
                     </w:p>
                   </w:txbxContent>
                 </v:textbox>
-                <w10:wrap type="none"/>
               </v:rect>
             </w:pict>
           </mc:Fallback>
@@ -5794,7 +5094,7 @@
         <mc:AlternateContent>
           <mc:Choice Requires="wps">
             <w:drawing>
-              <wp:anchor distT="0" distB="0" distL="0" distR="0" simplePos="0" relativeHeight="4" behindDoc="0" locked="0" layoutInCell="1" allowOverlap="1" wp14:anchorId="5787CC10">
+              <wp:anchor distT="0" distB="0" distL="0" distR="0" simplePos="0" relativeHeight="4" behindDoc="0" locked="0" layoutInCell="1" allowOverlap="1" wp14:anchorId="1B5EF3FC" wp14:editId="24C2C19F">
                 <wp:simplePos x="0" y="0"/>
                 <wp:positionH relativeFrom="column">
                   <wp:posOffset>3832225</wp:posOffset>
@@ -5852,10 +5152,10 @@
                                 <w:lang w:val="en-IN" w:eastAsia="en-IN" w:bidi="gu-IN"/>
                               </w:rPr>
                               <w:drawing>
-                                <wp:inline distT="0" distB="0" distL="0" distR="0">
-                                  <wp:extent cx="2157095" cy="805180"/>
+                                <wp:inline distT="0" distB="0" distL="0" distR="0" wp14:anchorId="7668A27B" wp14:editId="336CB556">
+                                  <wp:extent cx="1685925" cy="846709"/>
                                   <wp:effectExtent l="0" t="0" r="0" b="0"/>
-                                  <wp:docPr id="5" name="Picture 3"/>
+                                  <wp:docPr id="7" name="Picture 7"/>
                                   <wp:cNvGraphicFramePr>
                                     <a:graphicFrameLocks xmlns:a="http://schemas.openxmlformats.org/drawingml/2006/main" noChangeAspect="1"/>
                                   </wp:cNvGraphicFramePr>
@@ -5863,13 +5163,20 @@
                                     <a:graphicData uri="http://schemas.openxmlformats.org/drawingml/2006/picture">
                                       <pic:pic xmlns:pic="http://schemas.openxmlformats.org/drawingml/2006/picture">
                                         <pic:nvPicPr>
-                                          <pic:cNvPr id="5" name="Picture 3"/>
+                                          <pic:cNvPr id="0" name="Picture 3"/>
                                           <pic:cNvPicPr>
                                             <a:picLocks noChangeAspect="1" noChangeArrowheads="1"/>
                                           </pic:cNvPicPr>
                                         </pic:nvPicPr>
                                         <pic:blipFill>
-                                          <a:blip r:embed="rId8"/>
+                                          <a:blip r:embed="rId7">
+                                            <a:extLst>
+                                              <a:ext uri="{28A0092B-C50C-407E-A947-70E740481C1C}">
+                                                <a14:useLocalDpi xmlns:a14="http://schemas.microsoft.com/office/drawing/2010/main" val="0"/>
+                                              </a:ext>
+                                            </a:extLst>
+                                          </a:blip>
+                                          <a:srcRect/>
                                           <a:stretch>
                                             <a:fillRect/>
                                           </a:stretch>
@@ -5877,12 +5184,15 @@
                                         <pic:spPr bwMode="auto">
                                           <a:xfrm>
                                             <a:off x="0" y="0"/>
-                                            <a:ext cx="2157095" cy="805180"/>
+                                            <a:ext cx="1690948" cy="849232"/>
                                           </a:xfrm>
                                           <a:prstGeom prst="rect">
                                             <a:avLst/>
                                           </a:prstGeom>
                                           <a:noFill/>
+                                          <a:ln>
+                                            <a:noFill/>
+                                          </a:ln>
                                         </pic:spPr>
                                       </pic:pic>
                                     </a:graphicData>
@@ -6853,11 +6163,9 @@
               </wp:anchor>
             </w:drawing>
           </mc:Choice>
-          <mc:Fallback xmlns:pic="http://schemas.openxmlformats.org/drawingml/2006/picture">
+          <mc:Fallback>
             <w:pict>
-              <v:rect id="shape_0" stroked="f" o:allowincell="f" style="position:absolute;margin-left:301.75pt;margin-top:14.2pt;width:184.7pt;height:103.85pt;mso-wrap-style:square;v-text-anchor:top" wp14:anchorId="5787CC10">
-                <v:fill o:detectmouseclick="t" on="false"/>
-                <v:stroke color="#3465a4" weight="6480" joinstyle="round" endcap="flat"/>
+              <v:rect w14:anchorId="1B5EF3FC" id="Text Box 5" o:spid="_x0000_s1027" style="position:absolute;left:0;text-align:left;margin-left:301.75pt;margin-top:14.2pt;width:184.75pt;height:103.9pt;z-index:4;visibility:visible;mso-wrap-style:square;mso-wrap-distance-left:0;mso-wrap-distance-top:0;mso-wrap-distance-right:0;mso-wrap-distance-bottom:0;mso-position-horizontal:absolute;mso-position-horizontal-relative:text;mso-position-vertical:absolute;mso-position-vertical-relative:text;v-text-anchor:top" o:gfxdata="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" filled="f" stroked="f" strokeweight=".5pt">
                 <v:textbox>
                   <w:txbxContent>
                     <w:p>
@@ -6869,13 +6177,15 @@
                       </w:pPr>
                       <w:r>
                         <w:rPr>
+                          <w:noProof/>
                           <w:color w:val="000000"/>
+                          <w:lang w:val="en-IN" w:eastAsia="en-IN" w:bidi="gu-IN"/>
                         </w:rPr>
                         <w:drawing>
-                          <wp:inline distT="0" distB="0" distL="0" distR="0">
-                            <wp:extent cx="2157095" cy="805180"/>
+                          <wp:inline distT="0" distB="0" distL="0" distR="0" wp14:anchorId="7668A27B" wp14:editId="336CB556">
+                            <wp:extent cx="1685925" cy="846709"/>
                             <wp:effectExtent l="0" t="0" r="0" b="0"/>
-                            <wp:docPr id="6" name="Picture 3"/>
+                            <wp:docPr id="7" name="Picture 7"/>
                             <wp:cNvGraphicFramePr>
                               <a:graphicFrameLocks xmlns:a="http://schemas.openxmlformats.org/drawingml/2006/main" noChangeAspect="1"/>
                             </wp:cNvGraphicFramePr>
@@ -6883,13 +6193,20 @@
                               <a:graphicData uri="http://schemas.openxmlformats.org/drawingml/2006/picture">
                                 <pic:pic xmlns:pic="http://schemas.openxmlformats.org/drawingml/2006/picture">
                                   <pic:nvPicPr>
-                                    <pic:cNvPr id="6" name="Picture 3"/>
+                                    <pic:cNvPr id="0" name="Picture 3"/>
                                     <pic:cNvPicPr>
                                       <a:picLocks noChangeAspect="1" noChangeArrowheads="1"/>
                                     </pic:cNvPicPr>
                                   </pic:nvPicPr>
                                   <pic:blipFill>
-                                    <a:blip r:embed="rId9"/>
+                                    <a:blip r:embed="rId7">
+                                      <a:extLst>
+                                        <a:ext uri="{28A0092B-C50C-407E-A947-70E740481C1C}">
+                                          <a14:useLocalDpi xmlns:a14="http://schemas.microsoft.com/office/drawing/2010/main" val="0"/>
+                                        </a:ext>
+                                      </a:extLst>
+                                    </a:blip>
+                                    <a:srcRect/>
                                     <a:stretch>
                                       <a:fillRect/>
                                     </a:stretch>
@@ -6897,12 +6214,15 @@
                                   <pic:spPr bwMode="auto">
                                     <a:xfrm>
                                       <a:off x="0" y="0"/>
-                                      <a:ext cx="2157095" cy="805180"/>
+                                      <a:ext cx="1690948" cy="849232"/>
                                     </a:xfrm>
                                     <a:prstGeom prst="rect">
                                       <a:avLst/>
                                     </a:prstGeom>
                                     <a:noFill/>
+                                    <a:ln>
+                                      <a:noFill/>
+                                    </a:ln>
                                   </pic:spPr>
                                 </pic:pic>
                               </a:graphicData>
@@ -6919,11 +6239,6 @@
                           <w:color w:val="000000"/>
                         </w:rPr>
                       </w:pPr>
-                      <w:r>
-                        <w:rPr>
-                          <w:color w:val="000000"/>
-                        </w:rPr>
-                      </w:r>
                     </w:p>
                     <w:p>
                       <w:pPr>
@@ -6933,11 +6248,6 @@
                           <w:color w:val="000000"/>
                         </w:rPr>
                       </w:pPr>
-                      <w:r>
-                        <w:rPr>
-                          <w:color w:val="000000"/>
-                        </w:rPr>
-                      </w:r>
                     </w:p>
                     <w:p>
                       <w:pPr>
@@ -6947,11 +6257,6 @@
                           <w:color w:val="000000"/>
                         </w:rPr>
                       </w:pPr>
-                      <w:r>
-                        <w:rPr>
-                          <w:color w:val="000000"/>
-                        </w:rPr>
-                      </w:r>
                     </w:p>
                     <w:p>
                       <w:pPr>
@@ -6961,11 +6266,6 @@
                           <w:color w:val="000000"/>
                         </w:rPr>
                       </w:pPr>
-                      <w:r>
-                        <w:rPr>
-                          <w:color w:val="000000"/>
-                        </w:rPr>
-                      </w:r>
                     </w:p>
                     <w:p>
                       <w:pPr>
@@ -6975,11 +6275,6 @@
                           <w:color w:val="000000"/>
                         </w:rPr>
                       </w:pPr>
-                      <w:r>
-                        <w:rPr>
-                          <w:color w:val="000000"/>
-                        </w:rPr>
-                      </w:r>
                     </w:p>
                     <w:p>
                       <w:pPr>
@@ -6989,1201 +6284,686 @@
                           <w:color w:val="000000"/>
                         </w:rPr>
                       </w:pPr>
-                      <w:r>
-                        <w:rPr>
-                          <w:color w:val="000000"/>
-                        </w:rPr>
-                      </w:r>
-                    </w:p>
-                    <w:p>
-                      <w:pPr>
-                        <w:pStyle w:val="FrameContentsuser"/>
-                        <w:rPr>
-                          <w:lang w:val="en-IN"/>
-                        </w:rPr>
-                      </w:pPr>
-                      <w:r>
-                        <w:rPr>
-                          <w:color w:val="000000"/>
-                          <w:lang w:val="en-IN"/>
-                        </w:rPr>
-                      </w:r>
-                    </w:p>
-                    <w:p>
-                      <w:pPr>
-                        <w:pStyle w:val="FrameContentsuser"/>
-                        <w:rPr>
-                          <w:lang w:val="en-IN"/>
-                        </w:rPr>
-                      </w:pPr>
-                      <w:r>
-                        <w:rPr>
-                          <w:color w:val="000000"/>
-                          <w:lang w:val="en-IN"/>
-                        </w:rPr>
-                      </w:r>
-                    </w:p>
-                    <w:p>
-                      <w:pPr>
-                        <w:pStyle w:val="FrameContentsuser"/>
-                        <w:rPr>
-                          <w:lang w:val="en-IN"/>
-                        </w:rPr>
-                      </w:pPr>
-                      <w:r>
-                        <w:rPr>
-                          <w:color w:val="000000"/>
-                          <w:lang w:val="en-IN"/>
-                        </w:rPr>
-                      </w:r>
-                    </w:p>
-                    <w:p>
-                      <w:pPr>
-                        <w:pStyle w:val="FrameContentsuser"/>
-                        <w:rPr>
-                          <w:lang w:val="en-IN"/>
-                        </w:rPr>
-                      </w:pPr>
-                      <w:r>
-                        <w:rPr>
-                          <w:color w:val="000000"/>
-                          <w:lang w:val="en-IN"/>
-                        </w:rPr>
-                      </w:r>
-                    </w:p>
-                    <w:p>
-                      <w:pPr>
-                        <w:pStyle w:val="FrameContentsuser"/>
-                        <w:rPr>
-                          <w:lang w:val="en-IN"/>
-                        </w:rPr>
-                      </w:pPr>
-                      <w:r>
-                        <w:rPr>
-                          <w:color w:val="000000"/>
-                          <w:lang w:val="en-IN"/>
-                        </w:rPr>
-                      </w:r>
-                    </w:p>
-                    <w:p>
-                      <w:pPr>
-                        <w:pStyle w:val="FrameContentsuser"/>
-                        <w:rPr>
-                          <w:lang w:val="en-IN"/>
-                        </w:rPr>
-                      </w:pPr>
-                      <w:r>
-                        <w:rPr>
-                          <w:color w:val="000000"/>
-                          <w:lang w:val="en-IN"/>
-                        </w:rPr>
-                      </w:r>
-                    </w:p>
-                    <w:p>
-                      <w:pPr>
-                        <w:pStyle w:val="FrameContentsuser"/>
-                        <w:rPr>
-                          <w:lang w:val="en-IN"/>
-                        </w:rPr>
-                      </w:pPr>
-                      <w:r>
-                        <w:rPr>
-                          <w:color w:val="000000"/>
-                          <w:lang w:val="en-IN"/>
-                        </w:rPr>
-                      </w:r>
-                    </w:p>
-                    <w:p>
-                      <w:pPr>
-                        <w:pStyle w:val="FrameContentsuser"/>
-                        <w:rPr>
-                          <w:lang w:val="en-IN"/>
-                        </w:rPr>
-                      </w:pPr>
-                      <w:r>
-                        <w:rPr>
-                          <w:color w:val="000000"/>
-                          <w:lang w:val="en-IN"/>
-                        </w:rPr>
-                      </w:r>
-                    </w:p>
-                    <w:p>
-                      <w:pPr>
-                        <w:pStyle w:val="FrameContentsuser"/>
-                        <w:rPr>
-                          <w:lang w:val="en-IN"/>
-                        </w:rPr>
-                      </w:pPr>
-                      <w:r>
-                        <w:rPr>
-                          <w:color w:val="000000"/>
-                          <w:lang w:val="en-IN"/>
-                        </w:rPr>
-                      </w:r>
-                    </w:p>
-                    <w:p>
-                      <w:pPr>
-                        <w:pStyle w:val="FrameContentsuser"/>
-                        <w:rPr>
-                          <w:lang w:val="en-IN"/>
-                        </w:rPr>
-                      </w:pPr>
-                      <w:r>
-                        <w:rPr>
-                          <w:color w:val="000000"/>
-                          <w:lang w:val="en-IN"/>
-                        </w:rPr>
-                      </w:r>
-                    </w:p>
-                    <w:p>
-                      <w:pPr>
-                        <w:pStyle w:val="FrameContentsuser"/>
-                        <w:rPr>
-                          <w:lang w:val="en-IN"/>
-                        </w:rPr>
-                      </w:pPr>
-                      <w:r>
-                        <w:rPr>
-                          <w:color w:val="000000"/>
-                          <w:lang w:val="en-IN"/>
-                        </w:rPr>
-                      </w:r>
-                    </w:p>
-                    <w:p>
-                      <w:pPr>
-                        <w:pStyle w:val="FrameContentsuser"/>
-                        <w:rPr>
-                          <w:lang w:val="en-IN"/>
-                        </w:rPr>
-                      </w:pPr>
-                      <w:r>
-                        <w:rPr>
-                          <w:color w:val="000000"/>
-                          <w:lang w:val="en-IN"/>
-                        </w:rPr>
-                      </w:r>
-                    </w:p>
-                    <w:p>
-                      <w:pPr>
-                        <w:pStyle w:val="FrameContentsuser"/>
-                        <w:rPr>
-                          <w:lang w:val="en-IN"/>
-                        </w:rPr>
-                      </w:pPr>
-                      <w:r>
-                        <w:rPr>
-                          <w:color w:val="000000"/>
-                          <w:lang w:val="en-IN"/>
-                        </w:rPr>
-                      </w:r>
-                    </w:p>
-                    <w:p>
-                      <w:pPr>
-                        <w:pStyle w:val="FrameContentsuser"/>
-                        <w:rPr>
-                          <w:lang w:val="en-IN"/>
-                        </w:rPr>
-                      </w:pPr>
-                      <w:r>
-                        <w:rPr>
-                          <w:color w:val="000000"/>
-                          <w:lang w:val="en-IN"/>
-                        </w:rPr>
-                      </w:r>
-                    </w:p>
-                    <w:p>
-                      <w:pPr>
-                        <w:pStyle w:val="FrameContentsuser"/>
-                        <w:rPr>
-                          <w:lang w:val="en-IN"/>
-                        </w:rPr>
-                      </w:pPr>
-                      <w:r>
-                        <w:rPr>
-                          <w:color w:val="000000"/>
-                          <w:lang w:val="en-IN"/>
-                        </w:rPr>
-                      </w:r>
-                    </w:p>
-                    <w:p>
-                      <w:pPr>
-                        <w:pStyle w:val="FrameContentsuser"/>
-                        <w:rPr>
-                          <w:lang w:val="en-IN"/>
-                        </w:rPr>
-                      </w:pPr>
-                      <w:r>
-                        <w:rPr>
-                          <w:color w:val="000000"/>
-                          <w:lang w:val="en-IN"/>
-                        </w:rPr>
-                      </w:r>
-                    </w:p>
-                    <w:p>
-                      <w:pPr>
-                        <w:pStyle w:val="FrameContentsuser"/>
-                        <w:rPr>
-                          <w:lang w:val="en-IN"/>
-                        </w:rPr>
-                      </w:pPr>
-                      <w:r>
-                        <w:rPr>
-                          <w:color w:val="000000"/>
-                          <w:lang w:val="en-IN"/>
-                        </w:rPr>
-                      </w:r>
-                    </w:p>
-                    <w:p>
-                      <w:pPr>
-                        <w:pStyle w:val="FrameContentsuser"/>
-                        <w:rPr>
-                          <w:lang w:val="en-IN"/>
-                        </w:rPr>
-                      </w:pPr>
-                      <w:r>
-                        <w:rPr>
-                          <w:color w:val="000000"/>
-                          <w:lang w:val="en-IN"/>
-                        </w:rPr>
-                      </w:r>
-                    </w:p>
-                    <w:p>
-                      <w:pPr>
-                        <w:pStyle w:val="FrameContentsuser"/>
-                        <w:rPr>
-                          <w:lang w:val="en-IN"/>
-                        </w:rPr>
-                      </w:pPr>
-                      <w:r>
-                        <w:rPr>
-                          <w:color w:val="000000"/>
-                          <w:lang w:val="en-IN"/>
-                        </w:rPr>
-                      </w:r>
-                    </w:p>
-                    <w:p>
-                      <w:pPr>
-                        <w:pStyle w:val="FrameContentsuser"/>
-                        <w:rPr>
-                          <w:lang w:val="en-IN"/>
-                        </w:rPr>
-                      </w:pPr>
-                      <w:r>
-                        <w:rPr>
-                          <w:color w:val="000000"/>
-                          <w:lang w:val="en-IN"/>
-                        </w:rPr>
-                      </w:r>
-                    </w:p>
-                    <w:p>
-                      <w:pPr>
-                        <w:pStyle w:val="FrameContentsuser"/>
-                        <w:rPr>
-                          <w:lang w:val="en-IN"/>
-                        </w:rPr>
-                      </w:pPr>
-                      <w:r>
-                        <w:rPr>
-                          <w:color w:val="000000"/>
-                          <w:lang w:val="en-IN"/>
-                        </w:rPr>
-                      </w:r>
-                    </w:p>
-                    <w:p>
-                      <w:pPr>
-                        <w:pStyle w:val="FrameContentsuser"/>
-                        <w:rPr>
-                          <w:lang w:val="en-IN"/>
-                        </w:rPr>
-                      </w:pPr>
-                      <w:r>
-                        <w:rPr>
-                          <w:color w:val="000000"/>
-                          <w:lang w:val="en-IN"/>
-                        </w:rPr>
-                      </w:r>
-                    </w:p>
-                    <w:p>
-                      <w:pPr>
-                        <w:pStyle w:val="FrameContentsuser"/>
-                        <w:rPr>
-                          <w:lang w:val="en-IN"/>
-                        </w:rPr>
-                      </w:pPr>
-                      <w:r>
-                        <w:rPr>
-                          <w:color w:val="000000"/>
-                          <w:lang w:val="en-IN"/>
-                        </w:rPr>
-                      </w:r>
-                    </w:p>
-                    <w:p>
-                      <w:pPr>
-                        <w:pStyle w:val="FrameContentsuser"/>
-                        <w:rPr>
-                          <w:lang w:val="en-IN"/>
-                        </w:rPr>
-                      </w:pPr>
-                      <w:r>
-                        <w:rPr>
-                          <w:color w:val="000000"/>
-                          <w:lang w:val="en-IN"/>
-                        </w:rPr>
-                      </w:r>
-                    </w:p>
-                    <w:p>
-                      <w:pPr>
-                        <w:pStyle w:val="FrameContentsuser"/>
-                        <w:rPr>
-                          <w:lang w:val="en-IN"/>
-                        </w:rPr>
-                      </w:pPr>
-                      <w:r>
-                        <w:rPr>
-                          <w:color w:val="000000"/>
-                          <w:lang w:val="en-IN"/>
-                        </w:rPr>
-                      </w:r>
-                    </w:p>
-                    <w:p>
-                      <w:pPr>
-                        <w:pStyle w:val="FrameContentsuser"/>
-                        <w:rPr>
-                          <w:lang w:val="en-IN"/>
-                        </w:rPr>
-                      </w:pPr>
-                      <w:r>
-                        <w:rPr>
-                          <w:color w:val="000000"/>
-                          <w:lang w:val="en-IN"/>
-                        </w:rPr>
-                      </w:r>
-                    </w:p>
-                    <w:p>
-                      <w:pPr>
-                        <w:pStyle w:val="FrameContentsuser"/>
-                        <w:rPr>
-                          <w:lang w:val="en-IN"/>
-                        </w:rPr>
-                      </w:pPr>
-                      <w:r>
-                        <w:rPr>
-                          <w:color w:val="000000"/>
-                          <w:lang w:val="en-IN"/>
-                        </w:rPr>
-                      </w:r>
-                    </w:p>
-                    <w:p>
-                      <w:pPr>
-                        <w:pStyle w:val="FrameContentsuser"/>
-                        <w:rPr>
-                          <w:lang w:val="en-IN"/>
-                        </w:rPr>
-                      </w:pPr>
-                      <w:r>
-                        <w:rPr>
-                          <w:color w:val="000000"/>
-                          <w:lang w:val="en-IN"/>
-                        </w:rPr>
-                      </w:r>
-                    </w:p>
-                    <w:p>
-                      <w:pPr>
-                        <w:pStyle w:val="FrameContentsuser"/>
-                        <w:rPr>
-                          <w:lang w:val="en-IN"/>
-                        </w:rPr>
-                      </w:pPr>
-                      <w:r>
-                        <w:rPr>
-                          <w:color w:val="000000"/>
-                          <w:lang w:val="en-IN"/>
-                        </w:rPr>
-                      </w:r>
-                    </w:p>
-                    <w:p>
-                      <w:pPr>
-                        <w:pStyle w:val="FrameContentsuser"/>
-                        <w:rPr>
-                          <w:lang w:val="en-IN"/>
-                        </w:rPr>
-                      </w:pPr>
-                      <w:r>
-                        <w:rPr>
-                          <w:color w:val="000000"/>
-                          <w:lang w:val="en-IN"/>
-                        </w:rPr>
-                      </w:r>
-                    </w:p>
-                    <w:p>
-                      <w:pPr>
-                        <w:pStyle w:val="FrameContentsuser"/>
-                        <w:rPr>
-                          <w:lang w:val="en-IN"/>
-                        </w:rPr>
-                      </w:pPr>
-                      <w:r>
-                        <w:rPr>
-                          <w:color w:val="000000"/>
-                          <w:lang w:val="en-IN"/>
-                        </w:rPr>
-                      </w:r>
-                    </w:p>
-                    <w:p>
-                      <w:pPr>
-                        <w:pStyle w:val="FrameContentsuser"/>
-                        <w:rPr>
-                          <w:lang w:val="en-IN"/>
-                        </w:rPr>
-                      </w:pPr>
-                      <w:r>
-                        <w:rPr>
-                          <w:color w:val="000000"/>
-                          <w:lang w:val="en-IN"/>
-                        </w:rPr>
-                      </w:r>
-                    </w:p>
-                    <w:p>
-                      <w:pPr>
-                        <w:pStyle w:val="FrameContentsuser"/>
-                        <w:rPr>
-                          <w:lang w:val="en-IN"/>
-                        </w:rPr>
-                      </w:pPr>
-                      <w:r>
-                        <w:rPr>
-                          <w:color w:val="000000"/>
-                          <w:lang w:val="en-IN"/>
-                        </w:rPr>
-                      </w:r>
-                    </w:p>
-                    <w:p>
-                      <w:pPr>
-                        <w:pStyle w:val="FrameContentsuser"/>
-                        <w:rPr>
-                          <w:lang w:val="en-IN"/>
-                        </w:rPr>
-                      </w:pPr>
-                      <w:r>
-                        <w:rPr>
-                          <w:color w:val="000000"/>
-                          <w:lang w:val="en-IN"/>
-                        </w:rPr>
-                      </w:r>
-                    </w:p>
-                    <w:p>
-                      <w:pPr>
-                        <w:pStyle w:val="FrameContentsuser"/>
-                        <w:rPr>
-                          <w:lang w:val="en-IN"/>
-                        </w:rPr>
-                      </w:pPr>
-                      <w:r>
-                        <w:rPr>
-                          <w:color w:val="000000"/>
-                          <w:lang w:val="en-IN"/>
-                        </w:rPr>
-                      </w:r>
-                    </w:p>
-                    <w:p>
-                      <w:pPr>
-                        <w:pStyle w:val="FrameContentsuser"/>
-                        <w:rPr>
-                          <w:lang w:val="en-IN"/>
-                        </w:rPr>
-                      </w:pPr>
-                      <w:r>
-                        <w:rPr>
-                          <w:color w:val="000000"/>
-                          <w:lang w:val="en-IN"/>
-                        </w:rPr>
-                      </w:r>
-                    </w:p>
-                    <w:p>
-                      <w:pPr>
-                        <w:pStyle w:val="FrameContentsuser"/>
-                        <w:rPr>
-                          <w:lang w:val="en-IN"/>
-                        </w:rPr>
-                      </w:pPr>
-                      <w:r>
-                        <w:rPr>
-                          <w:color w:val="000000"/>
-                          <w:lang w:val="en-IN"/>
-                        </w:rPr>
-                      </w:r>
-                    </w:p>
-                    <w:p>
-                      <w:pPr>
-                        <w:pStyle w:val="FrameContentsuser"/>
-                        <w:rPr>
-                          <w:lang w:val="en-IN"/>
-                        </w:rPr>
-                      </w:pPr>
-                      <w:r>
-                        <w:rPr>
-                          <w:color w:val="000000"/>
-                          <w:lang w:val="en-IN"/>
-                        </w:rPr>
-                      </w:r>
-                    </w:p>
-                    <w:p>
-                      <w:pPr>
-                        <w:pStyle w:val="FrameContentsuser"/>
-                        <w:rPr>
-                          <w:lang w:val="en-IN"/>
-                        </w:rPr>
-                      </w:pPr>
-                      <w:r>
-                        <w:rPr>
-                          <w:color w:val="000000"/>
-                          <w:lang w:val="en-IN"/>
-                        </w:rPr>
-                      </w:r>
-                    </w:p>
-                    <w:p>
-                      <w:pPr>
-                        <w:pStyle w:val="FrameContentsuser"/>
-                        <w:rPr>
-                          <w:lang w:val="en-IN"/>
-                        </w:rPr>
-                      </w:pPr>
-                      <w:r>
-                        <w:rPr>
-                          <w:color w:val="000000"/>
-                          <w:lang w:val="en-IN"/>
-                        </w:rPr>
-                      </w:r>
-                    </w:p>
-                    <w:p>
-                      <w:pPr>
-                        <w:pStyle w:val="FrameContentsuser"/>
-                        <w:rPr>
-                          <w:lang w:val="en-IN"/>
-                        </w:rPr>
-                      </w:pPr>
-                      <w:r>
-                        <w:rPr>
-                          <w:color w:val="000000"/>
-                          <w:lang w:val="en-IN"/>
-                        </w:rPr>
-                      </w:r>
-                    </w:p>
-                    <w:p>
-                      <w:pPr>
-                        <w:pStyle w:val="FrameContentsuser"/>
-                        <w:rPr>
-                          <w:lang w:val="en-IN"/>
-                        </w:rPr>
-                      </w:pPr>
-                      <w:r>
-                        <w:rPr>
-                          <w:color w:val="000000"/>
-                          <w:lang w:val="en-IN"/>
-                        </w:rPr>
-                      </w:r>
-                    </w:p>
-                    <w:p>
-                      <w:pPr>
-                        <w:pStyle w:val="FrameContentsuser"/>
-                        <w:rPr>
-                          <w:lang w:val="en-IN"/>
-                        </w:rPr>
-                      </w:pPr>
-                      <w:r>
-                        <w:rPr>
-                          <w:color w:val="000000"/>
-                          <w:lang w:val="en-IN"/>
-                        </w:rPr>
-                      </w:r>
-                    </w:p>
-                    <w:p>
-                      <w:pPr>
-                        <w:pStyle w:val="FrameContentsuser"/>
-                        <w:rPr>
-                          <w:lang w:val="en-IN"/>
-                        </w:rPr>
-                      </w:pPr>
-                      <w:r>
-                        <w:rPr>
-                          <w:color w:val="000000"/>
-                          <w:lang w:val="en-IN"/>
-                        </w:rPr>
-                      </w:r>
-                    </w:p>
-                    <w:p>
-                      <w:pPr>
-                        <w:pStyle w:val="FrameContentsuser"/>
-                        <w:rPr>
-                          <w:lang w:val="en-IN"/>
-                        </w:rPr>
-                      </w:pPr>
-                      <w:r>
-                        <w:rPr>
-                          <w:color w:val="000000"/>
-                          <w:lang w:val="en-IN"/>
-                        </w:rPr>
-                      </w:r>
-                    </w:p>
-                    <w:p>
-                      <w:pPr>
-                        <w:pStyle w:val="FrameContentsuser"/>
-                        <w:rPr>
-                          <w:lang w:val="en-IN"/>
-                        </w:rPr>
-                      </w:pPr>
-                      <w:r>
-                        <w:rPr>
-                          <w:color w:val="000000"/>
-                          <w:lang w:val="en-IN"/>
-                        </w:rPr>
-                      </w:r>
-                    </w:p>
-                    <w:p>
-                      <w:pPr>
-                        <w:pStyle w:val="FrameContentsuser"/>
-                        <w:rPr>
-                          <w:lang w:val="en-IN"/>
-                        </w:rPr>
-                      </w:pPr>
-                      <w:r>
-                        <w:rPr>
-                          <w:color w:val="000000"/>
-                          <w:lang w:val="en-IN"/>
-                        </w:rPr>
-                      </w:r>
-                    </w:p>
-                    <w:p>
-                      <w:pPr>
-                        <w:pStyle w:val="FrameContentsuser"/>
-                        <w:rPr>
-                          <w:lang w:val="en-IN"/>
-                        </w:rPr>
-                      </w:pPr>
-                      <w:r>
-                        <w:rPr>
-                          <w:color w:val="000000"/>
-                          <w:lang w:val="en-IN"/>
-                        </w:rPr>
-                      </w:r>
-                    </w:p>
-                    <w:p>
-                      <w:pPr>
-                        <w:pStyle w:val="FrameContentsuser"/>
-                        <w:rPr>
-                          <w:lang w:val="en-IN"/>
-                        </w:rPr>
-                      </w:pPr>
-                      <w:r>
-                        <w:rPr>
-                          <w:color w:val="000000"/>
-                          <w:lang w:val="en-IN"/>
-                        </w:rPr>
-                      </w:r>
-                    </w:p>
-                    <w:p>
-                      <w:pPr>
-                        <w:pStyle w:val="FrameContentsuser"/>
-                        <w:rPr>
-                          <w:lang w:val="en-IN"/>
-                        </w:rPr>
-                      </w:pPr>
-                      <w:r>
-                        <w:rPr>
-                          <w:color w:val="000000"/>
-                          <w:lang w:val="en-IN"/>
-                        </w:rPr>
-                      </w:r>
-                    </w:p>
-                    <w:p>
-                      <w:pPr>
-                        <w:pStyle w:val="FrameContentsuser"/>
-                        <w:rPr>
-                          <w:lang w:val="en-IN"/>
-                        </w:rPr>
-                      </w:pPr>
-                      <w:r>
-                        <w:rPr>
-                          <w:color w:val="000000"/>
-                          <w:lang w:val="en-IN"/>
-                        </w:rPr>
-                      </w:r>
-                    </w:p>
-                    <w:p>
-                      <w:pPr>
-                        <w:pStyle w:val="FrameContentsuser"/>
-                        <w:rPr>
-                          <w:lang w:val="en-IN"/>
-                        </w:rPr>
-                      </w:pPr>
-                      <w:r>
-                        <w:rPr>
-                          <w:color w:val="000000"/>
-                          <w:lang w:val="en-IN"/>
-                        </w:rPr>
-                      </w:r>
-                    </w:p>
-                    <w:p>
-                      <w:pPr>
-                        <w:pStyle w:val="FrameContentsuser"/>
-                        <w:rPr>
-                          <w:lang w:val="en-IN"/>
-                        </w:rPr>
-                      </w:pPr>
-                      <w:r>
-                        <w:rPr>
-                          <w:color w:val="000000"/>
-                          <w:lang w:val="en-IN"/>
-                        </w:rPr>
-                      </w:r>
-                    </w:p>
-                    <w:p>
-                      <w:pPr>
-                        <w:pStyle w:val="FrameContentsuser"/>
-                        <w:rPr>
-                          <w:lang w:val="en-IN"/>
-                        </w:rPr>
-                      </w:pPr>
-                      <w:r>
-                        <w:rPr>
-                          <w:color w:val="000000"/>
-                          <w:lang w:val="en-IN"/>
-                        </w:rPr>
-                      </w:r>
-                    </w:p>
-                    <w:p>
-                      <w:pPr>
-                        <w:pStyle w:val="FrameContentsuser"/>
-                        <w:rPr>
-                          <w:lang w:val="en-IN"/>
-                        </w:rPr>
-                      </w:pPr>
-                      <w:r>
-                        <w:rPr>
-                          <w:color w:val="000000"/>
-                          <w:lang w:val="en-IN"/>
-                        </w:rPr>
-                      </w:r>
-                    </w:p>
-                    <w:p>
-                      <w:pPr>
-                        <w:pStyle w:val="FrameContentsuser"/>
-                        <w:rPr>
-                          <w:lang w:val="en-IN"/>
-                        </w:rPr>
-                      </w:pPr>
-                      <w:r>
-                        <w:rPr>
-                          <w:color w:val="000000"/>
-                          <w:lang w:val="en-IN"/>
-                        </w:rPr>
-                      </w:r>
-                    </w:p>
-                    <w:p>
-                      <w:pPr>
-                        <w:pStyle w:val="FrameContentsuser"/>
-                        <w:rPr>
-                          <w:lang w:val="en-IN"/>
-                        </w:rPr>
-                      </w:pPr>
-                      <w:r>
-                        <w:rPr>
-                          <w:color w:val="000000"/>
-                          <w:lang w:val="en-IN"/>
-                        </w:rPr>
-                      </w:r>
-                    </w:p>
-                    <w:p>
-                      <w:pPr>
-                        <w:pStyle w:val="FrameContentsuser"/>
-                        <w:rPr>
-                          <w:lang w:val="en-IN"/>
-                        </w:rPr>
-                      </w:pPr>
-                      <w:r>
-                        <w:rPr>
-                          <w:color w:val="000000"/>
-                          <w:lang w:val="en-IN"/>
-                        </w:rPr>
-                      </w:r>
-                    </w:p>
-                    <w:p>
-                      <w:pPr>
-                        <w:pStyle w:val="FrameContentsuser"/>
-                        <w:rPr>
-                          <w:lang w:val="en-IN"/>
-                        </w:rPr>
-                      </w:pPr>
-                      <w:r>
-                        <w:rPr>
-                          <w:color w:val="000000"/>
-                          <w:lang w:val="en-IN"/>
-                        </w:rPr>
-                      </w:r>
-                    </w:p>
-                    <w:p>
-                      <w:pPr>
-                        <w:pStyle w:val="FrameContentsuser"/>
-                        <w:rPr>
-                          <w:lang w:val="en-IN"/>
-                        </w:rPr>
-                      </w:pPr>
-                      <w:r>
-                        <w:rPr>
-                          <w:color w:val="000000"/>
-                          <w:lang w:val="en-IN"/>
-                        </w:rPr>
-                      </w:r>
-                    </w:p>
-                    <w:p>
-                      <w:pPr>
-                        <w:pStyle w:val="FrameContentsuser"/>
-                        <w:rPr>
-                          <w:lang w:val="en-IN"/>
-                        </w:rPr>
-                      </w:pPr>
-                      <w:r>
-                        <w:rPr>
-                          <w:color w:val="000000"/>
-                          <w:lang w:val="en-IN"/>
-                        </w:rPr>
-                      </w:r>
-                    </w:p>
-                    <w:p>
-                      <w:pPr>
-                        <w:pStyle w:val="FrameContentsuser"/>
-                        <w:rPr>
-                          <w:lang w:val="en-IN"/>
-                        </w:rPr>
-                      </w:pPr>
-                      <w:r>
-                        <w:rPr>
-                          <w:color w:val="000000"/>
-                          <w:lang w:val="en-IN"/>
-                        </w:rPr>
-                      </w:r>
-                    </w:p>
-                    <w:p>
-                      <w:pPr>
-                        <w:pStyle w:val="FrameContentsuser"/>
-                        <w:rPr>
-                          <w:lang w:val="en-IN"/>
-                        </w:rPr>
-                      </w:pPr>
-                      <w:r>
-                        <w:rPr>
-                          <w:color w:val="000000"/>
-                          <w:lang w:val="en-IN"/>
-                        </w:rPr>
-                      </w:r>
-                    </w:p>
-                    <w:p>
-                      <w:pPr>
-                        <w:pStyle w:val="FrameContentsuser"/>
-                        <w:rPr>
-                          <w:lang w:val="en-IN"/>
-                        </w:rPr>
-                      </w:pPr>
-                      <w:r>
-                        <w:rPr>
-                          <w:color w:val="000000"/>
-                          <w:lang w:val="en-IN"/>
-                        </w:rPr>
-                      </w:r>
-                    </w:p>
-                    <w:p>
-                      <w:pPr>
-                        <w:pStyle w:val="FrameContentsuser"/>
-                        <w:rPr>
-                          <w:lang w:val="en-IN"/>
-                        </w:rPr>
-                      </w:pPr>
-                      <w:r>
-                        <w:rPr>
-                          <w:color w:val="000000"/>
-                          <w:lang w:val="en-IN"/>
-                        </w:rPr>
-                      </w:r>
-                    </w:p>
-                    <w:p>
-                      <w:pPr>
-                        <w:pStyle w:val="FrameContentsuser"/>
-                        <w:rPr>
-                          <w:lang w:val="en-IN"/>
-                        </w:rPr>
-                      </w:pPr>
-                      <w:r>
-                        <w:rPr>
-                          <w:color w:val="000000"/>
-                          <w:lang w:val="en-IN"/>
-                        </w:rPr>
-                      </w:r>
-                    </w:p>
-                    <w:p>
-                      <w:pPr>
-                        <w:pStyle w:val="FrameContentsuser"/>
-                        <w:rPr>
-                          <w:lang w:val="en-IN"/>
-                        </w:rPr>
-                      </w:pPr>
-                      <w:r>
-                        <w:rPr>
-                          <w:color w:val="000000"/>
-                          <w:lang w:val="en-IN"/>
-                        </w:rPr>
-                      </w:r>
-                    </w:p>
-                    <w:p>
-                      <w:pPr>
-                        <w:pStyle w:val="FrameContentsuser"/>
-                        <w:rPr>
-                          <w:lang w:val="en-IN"/>
-                        </w:rPr>
-                      </w:pPr>
-                      <w:r>
-                        <w:rPr>
-                          <w:color w:val="000000"/>
-                          <w:lang w:val="en-IN"/>
-                        </w:rPr>
-                      </w:r>
-                    </w:p>
-                    <w:p>
-                      <w:pPr>
-                        <w:pStyle w:val="FrameContentsuser"/>
-                        <w:rPr>
-                          <w:lang w:val="en-IN"/>
-                        </w:rPr>
-                      </w:pPr>
-                      <w:r>
-                        <w:rPr>
-                          <w:color w:val="000000"/>
-                          <w:lang w:val="en-IN"/>
-                        </w:rPr>
-                      </w:r>
-                    </w:p>
-                    <w:p>
-                      <w:pPr>
-                        <w:pStyle w:val="FrameContentsuser"/>
-                        <w:rPr>
-                          <w:lang w:val="en-IN"/>
-                        </w:rPr>
-                      </w:pPr>
-                      <w:r>
-                        <w:rPr>
-                          <w:color w:val="000000"/>
-                          <w:lang w:val="en-IN"/>
-                        </w:rPr>
-                      </w:r>
-                    </w:p>
-                    <w:p>
-                      <w:pPr>
-                        <w:pStyle w:val="FrameContentsuser"/>
-                        <w:rPr>
-                          <w:lang w:val="en-IN"/>
-                        </w:rPr>
-                      </w:pPr>
-                      <w:r>
-                        <w:rPr>
-                          <w:color w:val="000000"/>
-                          <w:lang w:val="en-IN"/>
-                        </w:rPr>
-                      </w:r>
-                    </w:p>
-                    <w:p>
-                      <w:pPr>
-                        <w:pStyle w:val="FrameContentsuser"/>
-                        <w:rPr>
-                          <w:lang w:val="en-IN"/>
-                        </w:rPr>
-                      </w:pPr>
-                      <w:r>
-                        <w:rPr>
-                          <w:color w:val="000000"/>
-                          <w:lang w:val="en-IN"/>
-                        </w:rPr>
-                      </w:r>
-                    </w:p>
-                    <w:p>
-                      <w:pPr>
-                        <w:pStyle w:val="FrameContentsuser"/>
-                        <w:rPr>
-                          <w:lang w:val="en-IN"/>
-                        </w:rPr>
-                      </w:pPr>
-                      <w:r>
-                        <w:rPr>
-                          <w:color w:val="000000"/>
-                          <w:lang w:val="en-IN"/>
-                        </w:rPr>
-                      </w:r>
-                    </w:p>
-                    <w:p>
-                      <w:pPr>
-                        <w:pStyle w:val="FrameContentsuser"/>
-                        <w:rPr>
-                          <w:lang w:val="en-IN"/>
-                        </w:rPr>
-                      </w:pPr>
-                      <w:r>
-                        <w:rPr>
-                          <w:color w:val="000000"/>
-                          <w:lang w:val="en-IN"/>
-                        </w:rPr>
-                      </w:r>
-                    </w:p>
-                    <w:p>
-                      <w:pPr>
-                        <w:pStyle w:val="FrameContentsuser"/>
-                        <w:rPr>
-                          <w:lang w:val="en-IN"/>
-                        </w:rPr>
-                      </w:pPr>
-                      <w:r>
-                        <w:rPr>
-                          <w:color w:val="000000"/>
-                          <w:lang w:val="en-IN"/>
-                        </w:rPr>
-                      </w:r>
-                    </w:p>
-                    <w:p>
-                      <w:pPr>
-                        <w:pStyle w:val="FrameContentsuser"/>
-                        <w:rPr>
-                          <w:lang w:val="en-IN"/>
-                        </w:rPr>
-                      </w:pPr>
-                      <w:r>
-                        <w:rPr>
-                          <w:color w:val="000000"/>
-                          <w:lang w:val="en-IN"/>
-                        </w:rPr>
-                      </w:r>
-                    </w:p>
-                    <w:p>
-                      <w:pPr>
-                        <w:pStyle w:val="FrameContentsuser"/>
-                        <w:rPr>
-                          <w:lang w:val="en-IN"/>
-                        </w:rPr>
-                      </w:pPr>
-                      <w:r>
-                        <w:rPr>
-                          <w:color w:val="000000"/>
-                          <w:lang w:val="en-IN"/>
-                        </w:rPr>
-                      </w:r>
-                    </w:p>
-                    <w:p>
-                      <w:pPr>
-                        <w:pStyle w:val="FrameContentsuser"/>
-                        <w:rPr>
-                          <w:lang w:val="en-IN"/>
-                        </w:rPr>
-                      </w:pPr>
-                      <w:r>
-                        <w:rPr>
-                          <w:color w:val="000000"/>
-                          <w:lang w:val="en-IN"/>
-                        </w:rPr>
-                      </w:r>
-                    </w:p>
-                    <w:p>
-                      <w:pPr>
-                        <w:pStyle w:val="FrameContentsuser"/>
-                        <w:rPr>
-                          <w:lang w:val="en-IN"/>
-                        </w:rPr>
-                      </w:pPr>
-                      <w:r>
-                        <w:rPr>
-                          <w:color w:val="000000"/>
-                          <w:lang w:val="en-IN"/>
-                        </w:rPr>
-                      </w:r>
-                    </w:p>
-                    <w:p>
-                      <w:pPr>
-                        <w:pStyle w:val="FrameContentsuser"/>
-                        <w:rPr>
-                          <w:lang w:val="en-IN"/>
-                        </w:rPr>
-                      </w:pPr>
-                      <w:r>
-                        <w:rPr>
-                          <w:color w:val="000000"/>
-                          <w:lang w:val="en-IN"/>
-                        </w:rPr>
-                      </w:r>
-                    </w:p>
-                    <w:p>
-                      <w:pPr>
-                        <w:pStyle w:val="FrameContentsuser"/>
-                        <w:rPr>
-                          <w:lang w:val="en-IN"/>
-                        </w:rPr>
-                      </w:pPr>
-                      <w:r>
-                        <w:rPr>
-                          <w:color w:val="000000"/>
-                          <w:lang w:val="en-IN"/>
-                        </w:rPr>
-                      </w:r>
-                    </w:p>
-                    <w:p>
-                      <w:pPr>
-                        <w:pStyle w:val="FrameContentsuser"/>
-                        <w:rPr>
-                          <w:lang w:val="en-IN"/>
-                        </w:rPr>
-                      </w:pPr>
-                      <w:r>
-                        <w:rPr>
-                          <w:color w:val="000000"/>
-                          <w:lang w:val="en-IN"/>
-                        </w:rPr>
-                      </w:r>
-                    </w:p>
-                    <w:p>
-                      <w:pPr>
-                        <w:pStyle w:val="FrameContentsuser"/>
-                        <w:rPr>
-                          <w:lang w:val="en-IN"/>
-                        </w:rPr>
-                      </w:pPr>
-                      <w:r>
-                        <w:rPr>
-                          <w:color w:val="000000"/>
-                          <w:lang w:val="en-IN"/>
-                        </w:rPr>
-                      </w:r>
-                    </w:p>
-                    <w:p>
-                      <w:pPr>
-                        <w:pStyle w:val="FrameContentsuser"/>
-                        <w:rPr>
-                          <w:lang w:val="en-IN"/>
-                        </w:rPr>
-                      </w:pPr>
-                      <w:r>
-                        <w:rPr>
-                          <w:color w:val="000000"/>
-                          <w:lang w:val="en-IN"/>
-                        </w:rPr>
-                      </w:r>
-                    </w:p>
-                    <w:p>
-                      <w:pPr>
-                        <w:pStyle w:val="FrameContentsuser"/>
-                        <w:rPr>
-                          <w:lang w:val="en-IN"/>
-                        </w:rPr>
-                      </w:pPr>
-                      <w:r>
-                        <w:rPr>
-                          <w:color w:val="000000"/>
-                          <w:lang w:val="en-IN"/>
-                        </w:rPr>
-                      </w:r>
+                    </w:p>
+                    <w:p>
+                      <w:pPr>
+                        <w:pStyle w:val="FrameContentsuser"/>
+                        <w:rPr>
+                          <w:lang w:val="en-IN"/>
+                        </w:rPr>
+                      </w:pPr>
+                    </w:p>
+                    <w:p>
+                      <w:pPr>
+                        <w:pStyle w:val="FrameContentsuser"/>
+                        <w:rPr>
+                          <w:lang w:val="en-IN"/>
+                        </w:rPr>
+                      </w:pPr>
+                    </w:p>
+                    <w:p>
+                      <w:pPr>
+                        <w:pStyle w:val="FrameContentsuser"/>
+                        <w:rPr>
+                          <w:lang w:val="en-IN"/>
+                        </w:rPr>
+                      </w:pPr>
+                    </w:p>
+                    <w:p>
+                      <w:pPr>
+                        <w:pStyle w:val="FrameContentsuser"/>
+                        <w:rPr>
+                          <w:lang w:val="en-IN"/>
+                        </w:rPr>
+                      </w:pPr>
+                    </w:p>
+                    <w:p>
+                      <w:pPr>
+                        <w:pStyle w:val="FrameContentsuser"/>
+                        <w:rPr>
+                          <w:lang w:val="en-IN"/>
+                        </w:rPr>
+                      </w:pPr>
+                    </w:p>
+                    <w:p>
+                      <w:pPr>
+                        <w:pStyle w:val="FrameContentsuser"/>
+                        <w:rPr>
+                          <w:lang w:val="en-IN"/>
+                        </w:rPr>
+                      </w:pPr>
+                    </w:p>
+                    <w:p>
+                      <w:pPr>
+                        <w:pStyle w:val="FrameContentsuser"/>
+                        <w:rPr>
+                          <w:lang w:val="en-IN"/>
+                        </w:rPr>
+                      </w:pPr>
+                    </w:p>
+                    <w:p>
+                      <w:pPr>
+                        <w:pStyle w:val="FrameContentsuser"/>
+                        <w:rPr>
+                          <w:lang w:val="en-IN"/>
+                        </w:rPr>
+                      </w:pPr>
+                    </w:p>
+                    <w:p>
+                      <w:pPr>
+                        <w:pStyle w:val="FrameContentsuser"/>
+                        <w:rPr>
+                          <w:lang w:val="en-IN"/>
+                        </w:rPr>
+                      </w:pPr>
+                    </w:p>
+                    <w:p>
+                      <w:pPr>
+                        <w:pStyle w:val="FrameContentsuser"/>
+                        <w:rPr>
+                          <w:lang w:val="en-IN"/>
+                        </w:rPr>
+                      </w:pPr>
+                    </w:p>
+                    <w:p>
+                      <w:pPr>
+                        <w:pStyle w:val="FrameContentsuser"/>
+                        <w:rPr>
+                          <w:lang w:val="en-IN"/>
+                        </w:rPr>
+                      </w:pPr>
+                    </w:p>
+                    <w:p>
+                      <w:pPr>
+                        <w:pStyle w:val="FrameContentsuser"/>
+                        <w:rPr>
+                          <w:lang w:val="en-IN"/>
+                        </w:rPr>
+                      </w:pPr>
+                    </w:p>
+                    <w:p>
+                      <w:pPr>
+                        <w:pStyle w:val="FrameContentsuser"/>
+                        <w:rPr>
+                          <w:lang w:val="en-IN"/>
+                        </w:rPr>
+                      </w:pPr>
+                    </w:p>
+                    <w:p>
+                      <w:pPr>
+                        <w:pStyle w:val="FrameContentsuser"/>
+                        <w:rPr>
+                          <w:lang w:val="en-IN"/>
+                        </w:rPr>
+                      </w:pPr>
+                    </w:p>
+                    <w:p>
+                      <w:pPr>
+                        <w:pStyle w:val="FrameContentsuser"/>
+                        <w:rPr>
+                          <w:lang w:val="en-IN"/>
+                        </w:rPr>
+                      </w:pPr>
+                    </w:p>
+                    <w:p>
+                      <w:pPr>
+                        <w:pStyle w:val="FrameContentsuser"/>
+                        <w:rPr>
+                          <w:lang w:val="en-IN"/>
+                        </w:rPr>
+                      </w:pPr>
+                    </w:p>
+                    <w:p>
+                      <w:pPr>
+                        <w:pStyle w:val="FrameContentsuser"/>
+                        <w:rPr>
+                          <w:lang w:val="en-IN"/>
+                        </w:rPr>
+                      </w:pPr>
+                    </w:p>
+                    <w:p>
+                      <w:pPr>
+                        <w:pStyle w:val="FrameContentsuser"/>
+                        <w:rPr>
+                          <w:lang w:val="en-IN"/>
+                        </w:rPr>
+                      </w:pPr>
+                    </w:p>
+                    <w:p>
+                      <w:pPr>
+                        <w:pStyle w:val="FrameContentsuser"/>
+                        <w:rPr>
+                          <w:lang w:val="en-IN"/>
+                        </w:rPr>
+                      </w:pPr>
+                    </w:p>
+                    <w:p>
+                      <w:pPr>
+                        <w:pStyle w:val="FrameContentsuser"/>
+                        <w:rPr>
+                          <w:lang w:val="en-IN"/>
+                        </w:rPr>
+                      </w:pPr>
+                    </w:p>
+                    <w:p>
+                      <w:pPr>
+                        <w:pStyle w:val="FrameContentsuser"/>
+                        <w:rPr>
+                          <w:lang w:val="en-IN"/>
+                        </w:rPr>
+                      </w:pPr>
+                    </w:p>
+                    <w:p>
+                      <w:pPr>
+                        <w:pStyle w:val="FrameContentsuser"/>
+                        <w:rPr>
+                          <w:lang w:val="en-IN"/>
+                        </w:rPr>
+                      </w:pPr>
+                    </w:p>
+                    <w:p>
+                      <w:pPr>
+                        <w:pStyle w:val="FrameContentsuser"/>
+                        <w:rPr>
+                          <w:lang w:val="en-IN"/>
+                        </w:rPr>
+                      </w:pPr>
+                    </w:p>
+                    <w:p>
+                      <w:pPr>
+                        <w:pStyle w:val="FrameContentsuser"/>
+                        <w:rPr>
+                          <w:lang w:val="en-IN"/>
+                        </w:rPr>
+                      </w:pPr>
+                    </w:p>
+                    <w:p>
+                      <w:pPr>
+                        <w:pStyle w:val="FrameContentsuser"/>
+                        <w:rPr>
+                          <w:lang w:val="en-IN"/>
+                        </w:rPr>
+                      </w:pPr>
+                    </w:p>
+                    <w:p>
+                      <w:pPr>
+                        <w:pStyle w:val="FrameContentsuser"/>
+                        <w:rPr>
+                          <w:lang w:val="en-IN"/>
+                        </w:rPr>
+                      </w:pPr>
+                    </w:p>
+                    <w:p>
+                      <w:pPr>
+                        <w:pStyle w:val="FrameContentsuser"/>
+                        <w:rPr>
+                          <w:lang w:val="en-IN"/>
+                        </w:rPr>
+                      </w:pPr>
+                    </w:p>
+                    <w:p>
+                      <w:pPr>
+                        <w:pStyle w:val="FrameContentsuser"/>
+                        <w:rPr>
+                          <w:lang w:val="en-IN"/>
+                        </w:rPr>
+                      </w:pPr>
+                    </w:p>
+                    <w:p>
+                      <w:pPr>
+                        <w:pStyle w:val="FrameContentsuser"/>
+                        <w:rPr>
+                          <w:lang w:val="en-IN"/>
+                        </w:rPr>
+                      </w:pPr>
+                    </w:p>
+                    <w:p>
+                      <w:pPr>
+                        <w:pStyle w:val="FrameContentsuser"/>
+                        <w:rPr>
+                          <w:lang w:val="en-IN"/>
+                        </w:rPr>
+                      </w:pPr>
+                    </w:p>
+                    <w:p>
+                      <w:pPr>
+                        <w:pStyle w:val="FrameContentsuser"/>
+                        <w:rPr>
+                          <w:lang w:val="en-IN"/>
+                        </w:rPr>
+                      </w:pPr>
+                    </w:p>
+                    <w:p>
+                      <w:pPr>
+                        <w:pStyle w:val="FrameContentsuser"/>
+                        <w:rPr>
+                          <w:lang w:val="en-IN"/>
+                        </w:rPr>
+                      </w:pPr>
+                    </w:p>
+                    <w:p>
+                      <w:pPr>
+                        <w:pStyle w:val="FrameContentsuser"/>
+                        <w:rPr>
+                          <w:lang w:val="en-IN"/>
+                        </w:rPr>
+                      </w:pPr>
+                    </w:p>
+                    <w:p>
+                      <w:pPr>
+                        <w:pStyle w:val="FrameContentsuser"/>
+                        <w:rPr>
+                          <w:lang w:val="en-IN"/>
+                        </w:rPr>
+                      </w:pPr>
+                    </w:p>
+                    <w:p>
+                      <w:pPr>
+                        <w:pStyle w:val="FrameContentsuser"/>
+                        <w:rPr>
+                          <w:lang w:val="en-IN"/>
+                        </w:rPr>
+                      </w:pPr>
+                    </w:p>
+                    <w:p>
+                      <w:pPr>
+                        <w:pStyle w:val="FrameContentsuser"/>
+                        <w:rPr>
+                          <w:lang w:val="en-IN"/>
+                        </w:rPr>
+                      </w:pPr>
+                    </w:p>
+                    <w:p>
+                      <w:pPr>
+                        <w:pStyle w:val="FrameContentsuser"/>
+                        <w:rPr>
+                          <w:lang w:val="en-IN"/>
+                        </w:rPr>
+                      </w:pPr>
+                    </w:p>
+                    <w:p>
+                      <w:pPr>
+                        <w:pStyle w:val="FrameContentsuser"/>
+                        <w:rPr>
+                          <w:lang w:val="en-IN"/>
+                        </w:rPr>
+                      </w:pPr>
+                    </w:p>
+                    <w:p>
+                      <w:pPr>
+                        <w:pStyle w:val="FrameContentsuser"/>
+                        <w:rPr>
+                          <w:lang w:val="en-IN"/>
+                        </w:rPr>
+                      </w:pPr>
+                    </w:p>
+                    <w:p>
+                      <w:pPr>
+                        <w:pStyle w:val="FrameContentsuser"/>
+                        <w:rPr>
+                          <w:lang w:val="en-IN"/>
+                        </w:rPr>
+                      </w:pPr>
+                    </w:p>
+                    <w:p>
+                      <w:pPr>
+                        <w:pStyle w:val="FrameContentsuser"/>
+                        <w:rPr>
+                          <w:lang w:val="en-IN"/>
+                        </w:rPr>
+                      </w:pPr>
+                    </w:p>
+                    <w:p>
+                      <w:pPr>
+                        <w:pStyle w:val="FrameContentsuser"/>
+                        <w:rPr>
+                          <w:lang w:val="en-IN"/>
+                        </w:rPr>
+                      </w:pPr>
+                    </w:p>
+                    <w:p>
+                      <w:pPr>
+                        <w:pStyle w:val="FrameContentsuser"/>
+                        <w:rPr>
+                          <w:lang w:val="en-IN"/>
+                        </w:rPr>
+                      </w:pPr>
+                    </w:p>
+                    <w:p>
+                      <w:pPr>
+                        <w:pStyle w:val="FrameContentsuser"/>
+                        <w:rPr>
+                          <w:lang w:val="en-IN"/>
+                        </w:rPr>
+                      </w:pPr>
+                    </w:p>
+                    <w:p>
+                      <w:pPr>
+                        <w:pStyle w:val="FrameContentsuser"/>
+                        <w:rPr>
+                          <w:lang w:val="en-IN"/>
+                        </w:rPr>
+                      </w:pPr>
+                    </w:p>
+                    <w:p>
+                      <w:pPr>
+                        <w:pStyle w:val="FrameContentsuser"/>
+                        <w:rPr>
+                          <w:lang w:val="en-IN"/>
+                        </w:rPr>
+                      </w:pPr>
+                    </w:p>
+                    <w:p>
+                      <w:pPr>
+                        <w:pStyle w:val="FrameContentsuser"/>
+                        <w:rPr>
+                          <w:lang w:val="en-IN"/>
+                        </w:rPr>
+                      </w:pPr>
+                    </w:p>
+                    <w:p>
+                      <w:pPr>
+                        <w:pStyle w:val="FrameContentsuser"/>
+                        <w:rPr>
+                          <w:lang w:val="en-IN"/>
+                        </w:rPr>
+                      </w:pPr>
+                    </w:p>
+                    <w:p>
+                      <w:pPr>
+                        <w:pStyle w:val="FrameContentsuser"/>
+                        <w:rPr>
+                          <w:lang w:val="en-IN"/>
+                        </w:rPr>
+                      </w:pPr>
+                    </w:p>
+                    <w:p>
+                      <w:pPr>
+                        <w:pStyle w:val="FrameContentsuser"/>
+                        <w:rPr>
+                          <w:lang w:val="en-IN"/>
+                        </w:rPr>
+                      </w:pPr>
+                    </w:p>
+                    <w:p>
+                      <w:pPr>
+                        <w:pStyle w:val="FrameContentsuser"/>
+                        <w:rPr>
+                          <w:lang w:val="en-IN"/>
+                        </w:rPr>
+                      </w:pPr>
+                    </w:p>
+                    <w:p>
+                      <w:pPr>
+                        <w:pStyle w:val="FrameContentsuser"/>
+                        <w:rPr>
+                          <w:lang w:val="en-IN"/>
+                        </w:rPr>
+                      </w:pPr>
+                    </w:p>
+                    <w:p>
+                      <w:pPr>
+                        <w:pStyle w:val="FrameContentsuser"/>
+                        <w:rPr>
+                          <w:lang w:val="en-IN"/>
+                        </w:rPr>
+                      </w:pPr>
+                    </w:p>
+                    <w:p>
+                      <w:pPr>
+                        <w:pStyle w:val="FrameContentsuser"/>
+                        <w:rPr>
+                          <w:lang w:val="en-IN"/>
+                        </w:rPr>
+                      </w:pPr>
+                    </w:p>
+                    <w:p>
+                      <w:pPr>
+                        <w:pStyle w:val="FrameContentsuser"/>
+                        <w:rPr>
+                          <w:lang w:val="en-IN"/>
+                        </w:rPr>
+                      </w:pPr>
+                    </w:p>
+                    <w:p>
+                      <w:pPr>
+                        <w:pStyle w:val="FrameContentsuser"/>
+                        <w:rPr>
+                          <w:lang w:val="en-IN"/>
+                        </w:rPr>
+                      </w:pPr>
+                    </w:p>
+                    <w:p>
+                      <w:pPr>
+                        <w:pStyle w:val="FrameContentsuser"/>
+                        <w:rPr>
+                          <w:lang w:val="en-IN"/>
+                        </w:rPr>
+                      </w:pPr>
+                    </w:p>
+                    <w:p>
+                      <w:pPr>
+                        <w:pStyle w:val="FrameContentsuser"/>
+                        <w:rPr>
+                          <w:lang w:val="en-IN"/>
+                        </w:rPr>
+                      </w:pPr>
+                    </w:p>
+                    <w:p>
+                      <w:pPr>
+                        <w:pStyle w:val="FrameContentsuser"/>
+                        <w:rPr>
+                          <w:lang w:val="en-IN"/>
+                        </w:rPr>
+                      </w:pPr>
+                    </w:p>
+                    <w:p>
+                      <w:pPr>
+                        <w:pStyle w:val="FrameContentsuser"/>
+                        <w:rPr>
+                          <w:lang w:val="en-IN"/>
+                        </w:rPr>
+                      </w:pPr>
+                    </w:p>
+                    <w:p>
+                      <w:pPr>
+                        <w:pStyle w:val="FrameContentsuser"/>
+                        <w:rPr>
+                          <w:lang w:val="en-IN"/>
+                        </w:rPr>
+                      </w:pPr>
+                    </w:p>
+                    <w:p>
+                      <w:pPr>
+                        <w:pStyle w:val="FrameContentsuser"/>
+                        <w:rPr>
+                          <w:lang w:val="en-IN"/>
+                        </w:rPr>
+                      </w:pPr>
+                    </w:p>
+                    <w:p>
+                      <w:pPr>
+                        <w:pStyle w:val="FrameContentsuser"/>
+                        <w:rPr>
+                          <w:lang w:val="en-IN"/>
+                        </w:rPr>
+                      </w:pPr>
+                    </w:p>
+                    <w:p>
+                      <w:pPr>
+                        <w:pStyle w:val="FrameContentsuser"/>
+                        <w:rPr>
+                          <w:lang w:val="en-IN"/>
+                        </w:rPr>
+                      </w:pPr>
+                    </w:p>
+                    <w:p>
+                      <w:pPr>
+                        <w:pStyle w:val="FrameContentsuser"/>
+                        <w:rPr>
+                          <w:lang w:val="en-IN"/>
+                        </w:rPr>
+                      </w:pPr>
+                    </w:p>
+                    <w:p>
+                      <w:pPr>
+                        <w:pStyle w:val="FrameContentsuser"/>
+                        <w:rPr>
+                          <w:lang w:val="en-IN"/>
+                        </w:rPr>
+                      </w:pPr>
+                    </w:p>
+                    <w:p>
+                      <w:pPr>
+                        <w:pStyle w:val="FrameContentsuser"/>
+                        <w:rPr>
+                          <w:lang w:val="en-IN"/>
+                        </w:rPr>
+                      </w:pPr>
+                    </w:p>
+                    <w:p>
+                      <w:pPr>
+                        <w:pStyle w:val="FrameContentsuser"/>
+                        <w:rPr>
+                          <w:lang w:val="en-IN"/>
+                        </w:rPr>
+                      </w:pPr>
+                    </w:p>
+                    <w:p>
+                      <w:pPr>
+                        <w:pStyle w:val="FrameContentsuser"/>
+                        <w:rPr>
+                          <w:lang w:val="en-IN"/>
+                        </w:rPr>
+                      </w:pPr>
+                    </w:p>
+                    <w:p>
+                      <w:pPr>
+                        <w:pStyle w:val="FrameContentsuser"/>
+                        <w:rPr>
+                          <w:lang w:val="en-IN"/>
+                        </w:rPr>
+                      </w:pPr>
+                    </w:p>
+                    <w:p>
+                      <w:pPr>
+                        <w:pStyle w:val="FrameContentsuser"/>
+                        <w:rPr>
+                          <w:lang w:val="en-IN"/>
+                        </w:rPr>
+                      </w:pPr>
+                    </w:p>
+                    <w:p>
+                      <w:pPr>
+                        <w:pStyle w:val="FrameContentsuser"/>
+                        <w:rPr>
+                          <w:lang w:val="en-IN"/>
+                        </w:rPr>
+                      </w:pPr>
+                    </w:p>
+                    <w:p>
+                      <w:pPr>
+                        <w:pStyle w:val="FrameContentsuser"/>
+                        <w:rPr>
+                          <w:lang w:val="en-IN"/>
+                        </w:rPr>
+                      </w:pPr>
+                    </w:p>
+                    <w:p>
+                      <w:pPr>
+                        <w:pStyle w:val="FrameContentsuser"/>
+                        <w:rPr>
+                          <w:lang w:val="en-IN"/>
+                        </w:rPr>
+                      </w:pPr>
+                    </w:p>
+                    <w:p>
+                      <w:pPr>
+                        <w:pStyle w:val="FrameContentsuser"/>
+                        <w:rPr>
+                          <w:lang w:val="en-IN"/>
+                        </w:rPr>
+                      </w:pPr>
+                    </w:p>
+                    <w:p>
+                      <w:pPr>
+                        <w:pStyle w:val="FrameContentsuser"/>
+                        <w:rPr>
+                          <w:lang w:val="en-IN"/>
+                        </w:rPr>
+                      </w:pPr>
+                    </w:p>
+                    <w:p>
+                      <w:pPr>
+                        <w:pStyle w:val="FrameContentsuser"/>
+                        <w:rPr>
+                          <w:lang w:val="en-IN"/>
+                        </w:rPr>
+                      </w:pPr>
+                    </w:p>
+                    <w:p>
+                      <w:pPr>
+                        <w:pStyle w:val="FrameContentsuser"/>
+                        <w:rPr>
+                          <w:lang w:val="en-IN"/>
+                        </w:rPr>
+                      </w:pPr>
+                    </w:p>
+                    <w:p>
+                      <w:pPr>
+                        <w:pStyle w:val="FrameContentsuser"/>
+                        <w:rPr>
+                          <w:lang w:val="en-IN"/>
+                        </w:rPr>
+                      </w:pPr>
+                    </w:p>
+                    <w:p>
+                      <w:pPr>
+                        <w:pStyle w:val="FrameContentsuser"/>
+                        <w:rPr>
+                          <w:lang w:val="en-IN"/>
+                        </w:rPr>
+                      </w:pPr>
+                    </w:p>
+                    <w:p>
+                      <w:pPr>
+                        <w:pStyle w:val="FrameContentsuser"/>
+                        <w:rPr>
+                          <w:lang w:val="en-IN"/>
+                        </w:rPr>
+                      </w:pPr>
+                    </w:p>
+                    <w:p>
+                      <w:pPr>
+                        <w:pStyle w:val="FrameContentsuser"/>
+                        <w:rPr>
+                          <w:lang w:val="en-IN"/>
+                        </w:rPr>
+                      </w:pPr>
+                    </w:p>
+                    <w:p>
+                      <w:pPr>
+                        <w:pStyle w:val="FrameContentsuser"/>
+                        <w:rPr>
+                          <w:lang w:val="en-IN"/>
+                        </w:rPr>
+                      </w:pPr>
+                    </w:p>
+                    <w:p>
+                      <w:pPr>
+                        <w:pStyle w:val="FrameContentsuser"/>
+                        <w:rPr>
+                          <w:lang w:val="en-IN"/>
+                        </w:rPr>
+                      </w:pPr>
+                    </w:p>
+                    <w:p>
+                      <w:pPr>
+                        <w:pStyle w:val="FrameContentsuser"/>
+                        <w:rPr>
+                          <w:lang w:val="en-IN"/>
+                        </w:rPr>
+                      </w:pPr>
                     </w:p>
                     <w:p>
                       <w:pPr>
@@ -8207,54 +6987,30 @@
                           <w:lang w:val="en-IN"/>
                         </w:rPr>
                       </w:pPr>
-                      <w:r>
-                        <w:rPr>
-                          <w:color w:val="000000"/>
-                          <w:lang w:val="en-IN"/>
-                        </w:rPr>
-                      </w:r>
-                    </w:p>
-                    <w:p>
-                      <w:pPr>
-                        <w:pStyle w:val="FrameContentsuser"/>
-                        <w:rPr>
-                          <w:lang w:val="en-IN"/>
-                        </w:rPr>
-                      </w:pPr>
-                      <w:r>
-                        <w:rPr>
-                          <w:color w:val="000000"/>
-                          <w:lang w:val="en-IN"/>
-                        </w:rPr>
-                      </w:r>
-                    </w:p>
-                    <w:p>
-                      <w:pPr>
-                        <w:pStyle w:val="FrameContentsuser"/>
-                        <w:rPr>
-                          <w:lang w:val="en-IN"/>
-                        </w:rPr>
-                      </w:pPr>
-                      <w:r>
-                        <w:rPr>
-                          <w:color w:val="000000"/>
-                          <w:lang w:val="en-IN"/>
-                        </w:rPr>
-                      </w:r>
-                    </w:p>
-                    <w:p>
-                      <w:pPr>
-                        <w:pStyle w:val="FrameContentsuser"/>
-                        <w:rPr>
-                          <w:lang w:val="en-IN"/>
-                        </w:rPr>
-                      </w:pPr>
-                      <w:r>
-                        <w:rPr>
-                          <w:color w:val="000000"/>
-                          <w:lang w:val="en-IN"/>
-                        </w:rPr>
-                      </w:r>
+                    </w:p>
+                    <w:p>
+                      <w:pPr>
+                        <w:pStyle w:val="FrameContentsuser"/>
+                        <w:rPr>
+                          <w:lang w:val="en-IN"/>
+                        </w:rPr>
+                      </w:pPr>
+                    </w:p>
+                    <w:p>
+                      <w:pPr>
+                        <w:pStyle w:val="FrameContentsuser"/>
+                        <w:rPr>
+                          <w:lang w:val="en-IN"/>
+                        </w:rPr>
+                      </w:pPr>
+                    </w:p>
+                    <w:p>
+                      <w:pPr>
+                        <w:pStyle w:val="FrameContentsuser"/>
+                        <w:rPr>
+                          <w:lang w:val="en-IN"/>
+                        </w:rPr>
+                      </w:pPr>
                     </w:p>
                     <w:p>
                       <w:pPr>
@@ -8278,267 +7034,153 @@
                           <w:lang w:val="en-IN"/>
                         </w:rPr>
                       </w:pPr>
-                      <w:r>
+                    </w:p>
+                    <w:p>
+                      <w:pPr>
+                        <w:pStyle w:val="FrameContentsuser"/>
+                        <w:rPr>
+                          <w:lang w:val="en-IN"/>
+                        </w:rPr>
+                      </w:pPr>
+                    </w:p>
+                    <w:p>
+                      <w:pPr>
+                        <w:pStyle w:val="FrameContentsuser"/>
+                        <w:rPr>
+                          <w:lang w:val="en-IN"/>
+                        </w:rPr>
+                      </w:pPr>
+                    </w:p>
+                    <w:p>
+                      <w:pPr>
+                        <w:pStyle w:val="FrameContentsuser"/>
+                        <w:rPr>
+                          <w:lang w:val="en-IN"/>
+                        </w:rPr>
+                      </w:pPr>
+                    </w:p>
+                    <w:p>
+                      <w:pPr>
+                        <w:pStyle w:val="FrameContentsuser"/>
+                        <w:rPr>
+                          <w:lang w:val="en-IN"/>
+                        </w:rPr>
+                      </w:pPr>
+                    </w:p>
+                    <w:p>
+                      <w:pPr>
+                        <w:pStyle w:val="FrameContentsuser"/>
+                        <w:rPr>
+                          <w:lang w:val="en-IN"/>
+                        </w:rPr>
+                      </w:pPr>
+                    </w:p>
+                    <w:p>
+                      <w:pPr>
+                        <w:pStyle w:val="FrameContentsuser"/>
+                        <w:rPr>
+                          <w:lang w:val="en-IN"/>
+                        </w:rPr>
+                      </w:pPr>
+                    </w:p>
+                    <w:p>
+                      <w:pPr>
+                        <w:pStyle w:val="FrameContentsuser"/>
+                        <w:rPr>
+                          <w:lang w:val="en-IN"/>
+                        </w:rPr>
+                      </w:pPr>
+                    </w:p>
+                    <w:p>
+                      <w:pPr>
+                        <w:pStyle w:val="FrameContentsuser"/>
+                        <w:rPr>
+                          <w:lang w:val="en-IN"/>
+                        </w:rPr>
+                      </w:pPr>
+                    </w:p>
+                    <w:p>
+                      <w:pPr>
+                        <w:pStyle w:val="FrameContentsuser"/>
+                        <w:rPr>
+                          <w:lang w:val="en-IN"/>
+                        </w:rPr>
+                      </w:pPr>
+                    </w:p>
+                    <w:p>
+                      <w:pPr>
+                        <w:pStyle w:val="FrameContentsuser"/>
+                        <w:rPr>
+                          <w:lang w:val="en-IN"/>
+                        </w:rPr>
+                      </w:pPr>
+                    </w:p>
+                    <w:p>
+                      <w:pPr>
+                        <w:pStyle w:val="FrameContentsuser"/>
+                        <w:rPr>
+                          <w:lang w:val="en-IN"/>
+                        </w:rPr>
+                      </w:pPr>
+                    </w:p>
+                    <w:p>
+                      <w:pPr>
+                        <w:pStyle w:val="FrameContentsuser"/>
+                        <w:rPr>
+                          <w:lang w:val="en-IN"/>
+                        </w:rPr>
+                      </w:pPr>
+                    </w:p>
+                    <w:p>
+                      <w:pPr>
+                        <w:pStyle w:val="FrameContentsuser"/>
+                        <w:rPr>
+                          <w:lang w:val="en-IN"/>
+                        </w:rPr>
+                      </w:pPr>
+                    </w:p>
+                    <w:p>
+                      <w:pPr>
+                        <w:pStyle w:val="FrameContentsuser"/>
+                        <w:rPr>
+                          <w:lang w:val="en-IN"/>
+                        </w:rPr>
+                      </w:pPr>
+                    </w:p>
+                    <w:p>
+                      <w:pPr>
+                        <w:pStyle w:val="FrameContentsuser"/>
+                        <w:rPr>
+                          <w:lang w:val="en-IN"/>
+                        </w:rPr>
+                      </w:pPr>
+                    </w:p>
+                    <w:p>
+                      <w:pPr>
+                        <w:pStyle w:val="FrameContentsuser"/>
+                        <w:rPr>
+                          <w:lang w:val="en-IN"/>
+                        </w:rPr>
+                      </w:pPr>
+                    </w:p>
+                    <w:p>
+                      <w:pPr>
+                        <w:pStyle w:val="FrameContentsuser"/>
+                        <w:rPr>
+                          <w:lang w:val="en-IN"/>
+                        </w:rPr>
+                      </w:pPr>
+                    </w:p>
+                    <w:p>
+                      <w:pPr>
+                        <w:pStyle w:val="FrameContentsuser"/>
                         <w:rPr>
                           <w:color w:val="000000"/>
-                          <w:lang w:val="en-IN"/>
-                        </w:rPr>
-                      </w:r>
-                    </w:p>
-                    <w:p>
-                      <w:pPr>
-                        <w:pStyle w:val="FrameContentsuser"/>
-                        <w:rPr>
-                          <w:lang w:val="en-IN"/>
-                        </w:rPr>
-                      </w:pPr>
-                      <w:r>
-                        <w:rPr>
-                          <w:color w:val="000000"/>
-                          <w:lang w:val="en-IN"/>
-                        </w:rPr>
-                      </w:r>
-                    </w:p>
-                    <w:p>
-                      <w:pPr>
-                        <w:pStyle w:val="FrameContentsuser"/>
-                        <w:rPr>
-                          <w:lang w:val="en-IN"/>
-                        </w:rPr>
-                      </w:pPr>
-                      <w:r>
-                        <w:rPr>
-                          <w:color w:val="000000"/>
-                          <w:lang w:val="en-IN"/>
-                        </w:rPr>
-                      </w:r>
-                    </w:p>
-                    <w:p>
-                      <w:pPr>
-                        <w:pStyle w:val="FrameContentsuser"/>
-                        <w:rPr>
-                          <w:lang w:val="en-IN"/>
-                        </w:rPr>
-                      </w:pPr>
-                      <w:r>
-                        <w:rPr>
-                          <w:color w:val="000000"/>
-                          <w:lang w:val="en-IN"/>
-                        </w:rPr>
-                      </w:r>
-                    </w:p>
-                    <w:p>
-                      <w:pPr>
-                        <w:pStyle w:val="FrameContentsuser"/>
-                        <w:rPr>
-                          <w:lang w:val="en-IN"/>
-                        </w:rPr>
-                      </w:pPr>
-                      <w:r>
-                        <w:rPr>
-                          <w:color w:val="000000"/>
-                          <w:lang w:val="en-IN"/>
-                        </w:rPr>
-                      </w:r>
-                    </w:p>
-                    <w:p>
-                      <w:pPr>
-                        <w:pStyle w:val="FrameContentsuser"/>
-                        <w:rPr>
-                          <w:lang w:val="en-IN"/>
-                        </w:rPr>
-                      </w:pPr>
-                      <w:r>
-                        <w:rPr>
-                          <w:color w:val="000000"/>
-                          <w:lang w:val="en-IN"/>
-                        </w:rPr>
-                      </w:r>
-                    </w:p>
-                    <w:p>
-                      <w:pPr>
-                        <w:pStyle w:val="FrameContentsuser"/>
-                        <w:rPr>
-                          <w:lang w:val="en-IN"/>
-                        </w:rPr>
-                      </w:pPr>
-                      <w:r>
-                        <w:rPr>
-                          <w:color w:val="000000"/>
-                          <w:lang w:val="en-IN"/>
-                        </w:rPr>
-                      </w:r>
-                    </w:p>
-                    <w:p>
-                      <w:pPr>
-                        <w:pStyle w:val="FrameContentsuser"/>
-                        <w:rPr>
-                          <w:lang w:val="en-IN"/>
-                        </w:rPr>
-                      </w:pPr>
-                      <w:r>
-                        <w:rPr>
-                          <w:color w:val="000000"/>
-                          <w:lang w:val="en-IN"/>
-                        </w:rPr>
-                      </w:r>
-                    </w:p>
-                    <w:p>
-                      <w:pPr>
-                        <w:pStyle w:val="FrameContentsuser"/>
-                        <w:rPr>
-                          <w:lang w:val="en-IN"/>
-                        </w:rPr>
-                      </w:pPr>
-                      <w:r>
-                        <w:rPr>
-                          <w:color w:val="000000"/>
-                          <w:lang w:val="en-IN"/>
-                        </w:rPr>
-                      </w:r>
-                    </w:p>
-                    <w:p>
-                      <w:pPr>
-                        <w:pStyle w:val="FrameContentsuser"/>
-                        <w:rPr>
-                          <w:lang w:val="en-IN"/>
-                        </w:rPr>
-                      </w:pPr>
-                      <w:r>
-                        <w:rPr>
-                          <w:color w:val="000000"/>
-                          <w:lang w:val="en-IN"/>
-                        </w:rPr>
-                      </w:r>
-                    </w:p>
-                    <w:p>
-                      <w:pPr>
-                        <w:pStyle w:val="FrameContentsuser"/>
-                        <w:rPr>
-                          <w:lang w:val="en-IN"/>
-                        </w:rPr>
-                      </w:pPr>
-                      <w:r>
-                        <w:rPr>
-                          <w:color w:val="000000"/>
-                          <w:lang w:val="en-IN"/>
-                        </w:rPr>
-                      </w:r>
-                    </w:p>
-                    <w:p>
-                      <w:pPr>
-                        <w:pStyle w:val="FrameContentsuser"/>
-                        <w:rPr>
-                          <w:lang w:val="en-IN"/>
-                        </w:rPr>
-                      </w:pPr>
-                      <w:r>
-                        <w:rPr>
-                          <w:color w:val="000000"/>
-                          <w:lang w:val="en-IN"/>
-                        </w:rPr>
-                      </w:r>
-                    </w:p>
-                    <w:p>
-                      <w:pPr>
-                        <w:pStyle w:val="FrameContentsuser"/>
-                        <w:rPr>
-                          <w:lang w:val="en-IN"/>
-                        </w:rPr>
-                      </w:pPr>
-                      <w:r>
-                        <w:rPr>
-                          <w:color w:val="000000"/>
-                          <w:lang w:val="en-IN"/>
-                        </w:rPr>
-                      </w:r>
-                    </w:p>
-                    <w:p>
-                      <w:pPr>
-                        <w:pStyle w:val="FrameContentsuser"/>
-                        <w:rPr>
-                          <w:lang w:val="en-IN"/>
-                        </w:rPr>
-                      </w:pPr>
-                      <w:r>
-                        <w:rPr>
-                          <w:color w:val="000000"/>
-                          <w:lang w:val="en-IN"/>
-                        </w:rPr>
-                      </w:r>
-                    </w:p>
-                    <w:p>
-                      <w:pPr>
-                        <w:pStyle w:val="FrameContentsuser"/>
-                        <w:rPr>
-                          <w:lang w:val="en-IN"/>
-                        </w:rPr>
-                      </w:pPr>
-                      <w:r>
-                        <w:rPr>
-                          <w:color w:val="000000"/>
-                          <w:lang w:val="en-IN"/>
-                        </w:rPr>
-                      </w:r>
-                    </w:p>
-                    <w:p>
-                      <w:pPr>
-                        <w:pStyle w:val="FrameContentsuser"/>
-                        <w:rPr>
-                          <w:lang w:val="en-IN"/>
-                        </w:rPr>
-                      </w:pPr>
-                      <w:r>
-                        <w:rPr>
-                          <w:color w:val="000000"/>
-                          <w:lang w:val="en-IN"/>
-                        </w:rPr>
-                      </w:r>
-                    </w:p>
-                    <w:p>
-                      <w:pPr>
-                        <w:pStyle w:val="FrameContentsuser"/>
-                        <w:rPr>
-                          <w:lang w:val="en-IN"/>
-                        </w:rPr>
-                      </w:pPr>
-                      <w:r>
-                        <w:rPr>
-                          <w:color w:val="000000"/>
-                          <w:lang w:val="en-IN"/>
-                        </w:rPr>
-                      </w:r>
-                    </w:p>
-                    <w:p>
-                      <w:pPr>
-                        <w:pStyle w:val="FrameContentsuser"/>
-                        <w:rPr>
-                          <w:lang w:val="en-IN"/>
-                        </w:rPr>
-                      </w:pPr>
-                      <w:r>
-                        <w:rPr>
-                          <w:color w:val="000000"/>
-                          <w:lang w:val="en-IN"/>
-                        </w:rPr>
-                      </w:r>
-                    </w:p>
-                    <w:p>
-                      <w:pPr>
-                        <w:pStyle w:val="FrameContentsuser"/>
-                        <w:rPr>
-                          <w:color w:val="000000"/>
-                        </w:rPr>
-                      </w:pPr>
-                      <w:r>
-                        <w:rPr>
-                          <w:color w:val="000000"/>
-                        </w:rPr>
-                      </w:r>
+                        </w:rPr>
+                      </w:pPr>
                     </w:p>
                   </w:txbxContent>
                 </v:textbox>
-                <w10:wrap type="none"/>
               </v:rect>
             </w:pict>
           </mc:Fallback>
@@ -8710,7 +7352,7 @@
 </file>
 
 <file path=word/numbering.xml><?xml version="1.0" encoding="utf-8"?>
-<w:numbering xmlns:wpc="http://schemas.microsoft.com/office/word/2010/wordprocessingCanvas" xmlns:cx="http://schemas.microsoft.com/office/drawing/2014/chartex" xmlns:mc="http://schemas.openxmlformats.org/markup-compatibility/2006" xmlns:o="urn:schemas-microsoft-com:office:office" xmlns:r="http://schemas.openxmlformats.org/officeDocument/2006/relationships" xmlns:m="http://schemas.openxmlformats.org/officeDocument/2006/math" xmlns:v="urn:schemas-microsoft-com:vml" xmlns:wp14="http://schemas.microsoft.com/office/word/2010/wordprocessingDrawing" xmlns:wp="http://schemas.openxmlformats.org/drawingml/2006/wordprocessingDrawing" xmlns:w10="urn:schemas-microsoft-com:office:word" xmlns:w="http://schemas.openxmlformats.org/wordprocessingml/2006/main" xmlns:w14="http://schemas.microsoft.com/office/word/2010/wordml" xmlns:w15="http://schemas.microsoft.com/office/word/2012/wordml" xmlns:w16se="http://schemas.microsoft.com/office/word/2015/wordml/symex" xmlns:wpg="http://schemas.microsoft.com/office/word/2010/wordprocessingGroup" xmlns:wpi="http://schemas.microsoft.com/office/word/2010/wordprocessingInk" xmlns:wne="http://schemas.microsoft.com/office/word/2006/wordml" xmlns:wps="http://schemas.microsoft.com/office/word/2010/wordprocessingShape" mc:Ignorable="w14 w15 w16se wp14">
+<w:numbering xmlns:wpc="http://schemas.microsoft.com/office/word/2010/wordprocessingCanvas" xmlns:cx="http://schemas.microsoft.com/office/drawing/2014/chartex" xmlns:cx1="http://schemas.microsoft.com/office/drawing/2015/9/8/chartex" xmlns:cx2="http://schemas.microsoft.com/office/drawing/2015/10/21/chartex" xmlns:cx3="http://schemas.microsoft.com/office/drawing/2016/5/9/chartex" xmlns:cx4="http://schemas.microsoft.com/office/drawing/2016/5/10/chartex" xmlns:cx5="http://schemas.microsoft.com/office/drawing/2016/5/11/chartex" xmlns:cx6="http://schemas.microsoft.com/office/drawing/2016/5/12/chartex" xmlns:cx7="http://schemas.microsoft.com/office/drawing/2016/5/13/chartex" xmlns:cx8="http://schemas.microsoft.com/office/drawing/2016/5/14/chartex" xmlns:mc="http://schemas.openxmlformats.org/markup-compatibility/2006" xmlns:aink="http://schemas.microsoft.com/office/drawing/2016/ink" xmlns:am3d="http://schemas.microsoft.com/office/drawing/2017/model3d" xmlns:o="urn:schemas-microsoft-com:office:office" xmlns:r="http://schemas.openxmlformats.org/officeDocument/2006/relationships" xmlns:m="http://schemas.openxmlformats.org/officeDocument/2006/math" xmlns:v="urn:schemas-microsoft-com:vml" xmlns:wp14="http://schemas.microsoft.com/office/word/2010/wordprocessingDrawing" xmlns:wp="http://schemas.openxmlformats.org/drawingml/2006/wordprocessingDrawing" xmlns:w10="urn:schemas-microsoft-com:office:word" xmlns:w="http://schemas.openxmlformats.org/wordprocessingml/2006/main" xmlns:w14="http://schemas.microsoft.com/office/word/2010/wordml" xmlns:w15="http://schemas.microsoft.com/office/word/2012/wordml" xmlns:w16cex="http://schemas.microsoft.com/office/word/2018/wordml/cex" xmlns:w16cid="http://schemas.microsoft.com/office/word/2016/wordml/cid" xmlns:w16="http://schemas.microsoft.com/office/word/2018/wordml" xmlns:w16sdtdh="http://schemas.microsoft.com/office/word/2020/wordml/sdtdatahash" xmlns:w16se="http://schemas.microsoft.com/office/word/2015/wordml/symex" xmlns:wpg="http://schemas.microsoft.com/office/word/2010/wordprocessingGroup" xmlns:wpi="http://schemas.microsoft.com/office/word/2010/wordprocessingInk" xmlns:wne="http://schemas.microsoft.com/office/word/2006/wordml" xmlns:wps="http://schemas.microsoft.com/office/word/2010/wordprocessingShape" mc:Ignorable="w14 w15 w16se w16cid w16 w16cex w16sdtdh wp14">
   <w:abstractNum w:abstractNumId="0" w15:restartNumberingAfterBreak="0">
     <w:nsid w:val="2A652B77"/>
     <w:multiLevelType w:val="multilevel"/>
@@ -9298,7 +7940,7 @@
 </file>
 
 <file path=word/styles.xml><?xml version="1.0" encoding="utf-8"?>
-<w:styles xmlns:mc="http://schemas.openxmlformats.org/markup-compatibility/2006" xmlns:r="http://schemas.openxmlformats.org/officeDocument/2006/relationships" xmlns:w="http://schemas.openxmlformats.org/wordprocessingml/2006/main" xmlns:w14="http://schemas.microsoft.com/office/word/2010/wordml" xmlns:w15="http://schemas.microsoft.com/office/word/2012/wordml" xmlns:w16se="http://schemas.microsoft.com/office/word/2015/wordml/symex" mc:Ignorable="w14 w15 w16se">
+<w:styles xmlns:mc="http://schemas.openxmlformats.org/markup-compatibility/2006" xmlns:r="http://schemas.openxmlformats.org/officeDocument/2006/relationships" xmlns:w="http://schemas.openxmlformats.org/wordprocessingml/2006/main" xmlns:w14="http://schemas.microsoft.com/office/word/2010/wordml" xmlns:w15="http://schemas.microsoft.com/office/word/2012/wordml" xmlns:w16cex="http://schemas.microsoft.com/office/word/2018/wordml/cex" xmlns:w16cid="http://schemas.microsoft.com/office/word/2016/wordml/cid" xmlns:w16="http://schemas.microsoft.com/office/word/2018/wordml" xmlns:w16sdtdh="http://schemas.microsoft.com/office/word/2020/wordml/sdtdatahash" xmlns:w16se="http://schemas.microsoft.com/office/word/2015/wordml/symex" mc:Ignorable="w14 w15 w16se w16cid w16 w16cex w16sdtdh">
   <w:docDefaults>
     <w:rPrDefault>
       <w:rPr>
@@ -9314,7 +7956,7 @@
       </w:pPr>
     </w:pPrDefault>
   </w:docDefaults>
-  <w:latentStyles w:defLockedState="0" w:defUIPriority="99" w:defSemiHidden="0" w:defUnhideWhenUsed="0" w:defQFormat="0" w:count="371">
+  <w:latentStyles w:defLockedState="0" w:defUIPriority="99" w:defSemiHidden="0" w:defUnhideWhenUsed="0" w:defQFormat="0" w:count="376">
     <w:lsdException w:name="Normal" w:uiPriority="0" w:qFormat="1"/>
     <w:lsdException w:name="heading 1" w:uiPriority="9" w:qFormat="1"/>
     <w:lsdException w:name="heading 2" w:semiHidden="1" w:uiPriority="9" w:unhideWhenUsed="1" w:qFormat="1"/>
@@ -9420,7 +8062,6 @@
     <w:lsdException w:name="HTML Sample" w:semiHidden="1" w:unhideWhenUsed="1"/>
     <w:lsdException w:name="HTML Typewriter" w:semiHidden="1" w:unhideWhenUsed="1"/>
     <w:lsdException w:name="HTML Variable" w:semiHidden="1" w:unhideWhenUsed="1"/>
-    <w:lsdException w:name="Normal Table" w:semiHidden="1" w:unhideWhenUsed="1"/>
     <w:lsdException w:name="annotation subject" w:semiHidden="1" w:unhideWhenUsed="1"/>
     <w:lsdException w:name="No List" w:semiHidden="1" w:unhideWhenUsed="1"/>
     <w:lsdException w:name="Outline List 1" w:semiHidden="1" w:unhideWhenUsed="1"/>
@@ -9463,11 +8104,8 @@
     <w:lsdException w:name="Table Contemporary" w:semiHidden="1" w:unhideWhenUsed="1"/>
     <w:lsdException w:name="Table Elegant" w:semiHidden="1" w:unhideWhenUsed="1"/>
     <w:lsdException w:name="Table Professional" w:semiHidden="1" w:unhideWhenUsed="1"/>
-    <w:lsdException w:name="Table Subtle 1" w:semiHidden="1" w:unhideWhenUsed="1"/>
     <w:lsdException w:name="Table Subtle 2" w:semiHidden="1" w:unhideWhenUsed="1"/>
     <w:lsdException w:name="Table Web 1" w:semiHidden="1" w:unhideWhenUsed="1"/>
-    <w:lsdException w:name="Table Web 2" w:semiHidden="1" w:unhideWhenUsed="1"/>
-    <w:lsdException w:name="Table Web 3" w:semiHidden="1" w:unhideWhenUsed="1"/>
     <w:lsdException w:name="Balloon Text" w:semiHidden="1" w:unhideWhenUsed="1"/>
     <w:lsdException w:name="Table Grid" w:uiPriority="39"/>
     <w:lsdException w:name="Table Theme" w:semiHidden="1" w:unhideWhenUsed="1"/>
@@ -9686,6 +8324,11 @@
     <w:lsdException w:name="List Table 5 Dark Accent 6" w:uiPriority="50"/>
     <w:lsdException w:name="List Table 6 Colorful Accent 6" w:uiPriority="51"/>
     <w:lsdException w:name="List Table 7 Colorful Accent 6" w:uiPriority="52"/>
+    <w:lsdException w:name="Mention" w:semiHidden="1" w:unhideWhenUsed="1"/>
+    <w:lsdException w:name="Smart Hyperlink" w:semiHidden="1" w:unhideWhenUsed="1"/>
+    <w:lsdException w:name="Hashtag" w:semiHidden="1" w:unhideWhenUsed="1"/>
+    <w:lsdException w:name="Unresolved Mention" w:semiHidden="1" w:unhideWhenUsed="1"/>
+    <w:lsdException w:name="Smart Link" w:semiHidden="1" w:unhideWhenUsed="1"/>
   </w:latentStyles>
   <w:style w:type="paragraph" w:default="1" w:styleId="Normal">
     <w:name w:val="Normal"/>
